--- a/docs/User Guide EAMS ssl sender.docx
+++ b/docs/User Guide EAMS ssl sender.docx
@@ -50,7 +50,7 @@
           <w:noProof/>
         </w:rPr>
         <w:drawing>
-          <wp:inline distT="0" distB="0" distL="0" distR="0" wp14:anchorId="62A09234" wp14:editId="4515C249">
+          <wp:inline distT="0" distB="0" distL="0" distR="0" wp14:anchorId="26ADA370" wp14:editId="6E63CF1C">
             <wp:extent cx="5905500" cy="3695700"/>
             <wp:effectExtent l="0" t="0" r="0" b="0"/>
             <wp:docPr id="1" name="cover" descr="The Delivery tab with subscriptions" title="Delivery"/>
@@ -94,7 +94,7 @@
         <w:rPr>
           <w:color w:val="374151"/>
         </w:rPr>
-        <w:t>Service version: 2.6.1</w:t>
+        <w:t>Service version: 2.6.2</w:t>
       </w:r>
     </w:p>
     <w:p>
@@ -129,7 +129,7 @@
     <w:sdt>
       <w:sdtPr>
         <w:alias w:val="Contents"/>
-        <w:id w:val="1713919329"/>
+        <w:id w:val="831646116"/>
         <w:docPartObj>
           <w:docPartGallery w:val="Table of Contents"/>
           <w:docPartUnique/>
@@ -161,7 +161,7 @@
           <w:r>
             <w:fldChar w:fldCharType="separate"/>
           </w:r>
-          <w:hyperlink w:anchor="_Toc244368202" w:history="1">
+          <w:hyperlink w:anchor="_Toc244369034" w:history="1">
             <w:r>
               <w:rPr>
                 <w:rStyle w:val="Hyperlink"/>
@@ -185,7 +185,7 @@
               <w:rPr>
                 <w:noProof/>
               </w:rPr>
-              <w:instrText xml:space="preserve"> PAGEREF _Toc244368202 \h </w:instrText>
+              <w:instrText xml:space="preserve"> PAGEREF _Toc244369034 \h </w:instrText>
             </w:r>
             <w:r>
               <w:rPr>
@@ -227,7 +227,7 @@
               <w14:ligatures w14:val="standardContextual"/>
             </w:rPr>
           </w:pPr>
-          <w:hyperlink w:anchor="_Toc244368203" w:history="1">
+          <w:hyperlink w:anchor="_Toc244369035" w:history="1">
             <w:r>
               <w:rPr>
                 <w:rStyle w:val="Hyperlink"/>
@@ -251,7 +251,7 @@
               <w:rPr>
                 <w:noProof/>
               </w:rPr>
-              <w:instrText xml:space="preserve"> PAGEREF _Toc244368203 \h </w:instrText>
+              <w:instrText xml:space="preserve"> PAGEREF _Toc244369035 \h </w:instrText>
             </w:r>
             <w:r>
               <w:rPr>
@@ -293,7 +293,7 @@
               <w14:ligatures w14:val="standardContextual"/>
             </w:rPr>
           </w:pPr>
-          <w:hyperlink w:anchor="_Toc244368204" w:history="1">
+          <w:hyperlink w:anchor="_Toc244369036" w:history="1">
             <w:r>
               <w:rPr>
                 <w:rStyle w:val="Hyperlink"/>
@@ -317,7 +317,7 @@
               <w:rPr>
                 <w:noProof/>
               </w:rPr>
-              <w:instrText xml:space="preserve"> PAGEREF _Toc244368204 \h </w:instrText>
+              <w:instrText xml:space="preserve"> PAGEREF _Toc244369036 \h </w:instrText>
             </w:r>
             <w:r>
               <w:rPr>
@@ -359,7 +359,7 @@
               <w14:ligatures w14:val="standardContextual"/>
             </w:rPr>
           </w:pPr>
-          <w:hyperlink w:anchor="_Toc244368205" w:history="1">
+          <w:hyperlink w:anchor="_Toc244369037" w:history="1">
             <w:r>
               <w:rPr>
                 <w:rStyle w:val="Hyperlink"/>
@@ -383,7 +383,7 @@
               <w:rPr>
                 <w:noProof/>
               </w:rPr>
-              <w:instrText xml:space="preserve"> PAGEREF _Toc244368205 \h </w:instrText>
+              <w:instrText xml:space="preserve"> PAGEREF _Toc244369037 \h </w:instrText>
             </w:r>
             <w:r>
               <w:rPr>
@@ -425,7 +425,7 @@
               <w14:ligatures w14:val="standardContextual"/>
             </w:rPr>
           </w:pPr>
-          <w:hyperlink w:anchor="_Toc244368206" w:history="1">
+          <w:hyperlink w:anchor="_Toc244369038" w:history="1">
             <w:r>
               <w:rPr>
                 <w:rStyle w:val="Hyperlink"/>
@@ -449,7 +449,7 @@
               <w:rPr>
                 <w:noProof/>
               </w:rPr>
-              <w:instrText xml:space="preserve"> PAGEREF _Toc244368206 \h </w:instrText>
+              <w:instrText xml:space="preserve"> PAGEREF _Toc244369038 \h </w:instrText>
             </w:r>
             <w:r>
               <w:rPr>
@@ -491,7 +491,7 @@
               <w14:ligatures w14:val="standardContextual"/>
             </w:rPr>
           </w:pPr>
-          <w:hyperlink w:anchor="_Toc244368207" w:history="1">
+          <w:hyperlink w:anchor="_Toc244369039" w:history="1">
             <w:r>
               <w:rPr>
                 <w:rStyle w:val="Hyperlink"/>
@@ -515,7 +515,7 @@
               <w:rPr>
                 <w:noProof/>
               </w:rPr>
-              <w:instrText xml:space="preserve"> PAGEREF _Toc244368207 \h </w:instrText>
+              <w:instrText xml:space="preserve"> PAGEREF _Toc244369039 \h </w:instrText>
             </w:r>
             <w:r>
               <w:rPr>
@@ -557,7 +557,7 @@
               <w14:ligatures w14:val="standardContextual"/>
             </w:rPr>
           </w:pPr>
-          <w:hyperlink w:anchor="_Toc244368208" w:history="1">
+          <w:hyperlink w:anchor="_Toc244369040" w:history="1">
             <w:r>
               <w:rPr>
                 <w:rStyle w:val="Hyperlink"/>
@@ -581,7 +581,7 @@
               <w:rPr>
                 <w:noProof/>
               </w:rPr>
-              <w:instrText xml:space="preserve"> PAGEREF _Toc244368208 \h </w:instrText>
+              <w:instrText xml:space="preserve"> PAGEREF _Toc244369040 \h </w:instrText>
             </w:r>
             <w:r>
               <w:rPr>
@@ -623,7 +623,7 @@
               <w14:ligatures w14:val="standardContextual"/>
             </w:rPr>
           </w:pPr>
-          <w:hyperlink w:anchor="_Toc244368209" w:history="1">
+          <w:hyperlink w:anchor="_Toc244369041" w:history="1">
             <w:r>
               <w:rPr>
                 <w:rStyle w:val="Hyperlink"/>
@@ -647,7 +647,7 @@
               <w:rPr>
                 <w:noProof/>
               </w:rPr>
-              <w:instrText xml:space="preserve"> PAGEREF _Toc244368209 \h </w:instrText>
+              <w:instrText xml:space="preserve"> PAGEREF _Toc244369041 \h </w:instrText>
             </w:r>
             <w:r>
               <w:rPr>
@@ -689,7 +689,7 @@
               <w14:ligatures w14:val="standardContextual"/>
             </w:rPr>
           </w:pPr>
-          <w:hyperlink w:anchor="_Toc244368210" w:history="1">
+          <w:hyperlink w:anchor="_Toc244369042" w:history="1">
             <w:r>
               <w:rPr>
                 <w:rStyle w:val="Hyperlink"/>
@@ -713,7 +713,7 @@
               <w:rPr>
                 <w:noProof/>
               </w:rPr>
-              <w:instrText xml:space="preserve"> PAGEREF _Toc244368210 \h </w:instrText>
+              <w:instrText xml:space="preserve"> PAGEREF _Toc244369042 \h </w:instrText>
             </w:r>
             <w:r>
               <w:rPr>
@@ -755,7 +755,7 @@
               <w14:ligatures w14:val="standardContextual"/>
             </w:rPr>
           </w:pPr>
-          <w:hyperlink w:anchor="_Toc244368211" w:history="1">
+          <w:hyperlink w:anchor="_Toc244369043" w:history="1">
             <w:r>
               <w:rPr>
                 <w:rStyle w:val="Hyperlink"/>
@@ -779,7 +779,7 @@
               <w:rPr>
                 <w:noProof/>
               </w:rPr>
-              <w:instrText xml:space="preserve"> PAGEREF _Toc244368211 \h </w:instrText>
+              <w:instrText xml:space="preserve"> PAGEREF _Toc244369043 \h </w:instrText>
             </w:r>
             <w:r>
               <w:rPr>
@@ -821,7 +821,7 @@
               <w14:ligatures w14:val="standardContextual"/>
             </w:rPr>
           </w:pPr>
-          <w:hyperlink w:anchor="_Toc244368212" w:history="1">
+          <w:hyperlink w:anchor="_Toc244369044" w:history="1">
             <w:r>
               <w:rPr>
                 <w:rStyle w:val="Hyperlink"/>
@@ -845,7 +845,7 @@
               <w:rPr>
                 <w:noProof/>
               </w:rPr>
-              <w:instrText xml:space="preserve"> PAGEREF _Toc244368212 \h </w:instrText>
+              <w:instrText xml:space="preserve"> PAGEREF _Toc244369044 \h </w:instrText>
             </w:r>
             <w:r>
               <w:rPr>
@@ -887,7 +887,7 @@
               <w14:ligatures w14:val="standardContextual"/>
             </w:rPr>
           </w:pPr>
-          <w:hyperlink w:anchor="_Toc244368213" w:history="1">
+          <w:hyperlink w:anchor="_Toc244369045" w:history="1">
             <w:r>
               <w:rPr>
                 <w:rStyle w:val="Hyperlink"/>
@@ -911,7 +911,7 @@
               <w:rPr>
                 <w:noProof/>
               </w:rPr>
-              <w:instrText xml:space="preserve"> PAGEREF _Toc244368213 \h </w:instrText>
+              <w:instrText xml:space="preserve"> PAGEREF _Toc244369045 \h </w:instrText>
             </w:r>
             <w:r>
               <w:rPr>
@@ -953,7 +953,7 @@
               <w14:ligatures w14:val="standardContextual"/>
             </w:rPr>
           </w:pPr>
-          <w:hyperlink w:anchor="_Toc244368214" w:history="1">
+          <w:hyperlink w:anchor="_Toc244369046" w:history="1">
             <w:r>
               <w:rPr>
                 <w:rStyle w:val="Hyperlink"/>
@@ -977,7 +977,7 @@
               <w:rPr>
                 <w:noProof/>
               </w:rPr>
-              <w:instrText xml:space="preserve"> PAGEREF _Toc244368214 \h </w:instrText>
+              <w:instrText xml:space="preserve"> PAGEREF _Toc244369046 \h </w:instrText>
             </w:r>
             <w:r>
               <w:rPr>
@@ -1019,7 +1019,7 @@
               <w14:ligatures w14:val="standardContextual"/>
             </w:rPr>
           </w:pPr>
-          <w:hyperlink w:anchor="_Toc244368215" w:history="1">
+          <w:hyperlink w:anchor="_Toc244369047" w:history="1">
             <w:r>
               <w:rPr>
                 <w:rStyle w:val="Hyperlink"/>
@@ -1043,7 +1043,7 @@
               <w:rPr>
                 <w:noProof/>
               </w:rPr>
-              <w:instrText xml:space="preserve"> PAGEREF _Toc244368215 \h </w:instrText>
+              <w:instrText xml:space="preserve"> PAGEREF _Toc244369047 \h </w:instrText>
             </w:r>
             <w:r>
               <w:rPr>
@@ -1085,7 +1085,7 @@
               <w14:ligatures w14:val="standardContextual"/>
             </w:rPr>
           </w:pPr>
-          <w:hyperlink w:anchor="_Toc244368216" w:history="1">
+          <w:hyperlink w:anchor="_Toc244369048" w:history="1">
             <w:r>
               <w:rPr>
                 <w:rStyle w:val="Hyperlink"/>
@@ -1109,7 +1109,7 @@
               <w:rPr>
                 <w:noProof/>
               </w:rPr>
-              <w:instrText xml:space="preserve"> PAGEREF _Toc244368216 \h </w:instrText>
+              <w:instrText xml:space="preserve"> PAGEREF _Toc244369048 \h </w:instrText>
             </w:r>
             <w:r>
               <w:rPr>
@@ -1151,7 +1151,7 @@
               <w14:ligatures w14:val="standardContextual"/>
             </w:rPr>
           </w:pPr>
-          <w:hyperlink w:anchor="_Toc244368217" w:history="1">
+          <w:hyperlink w:anchor="_Toc244369049" w:history="1">
             <w:r>
               <w:rPr>
                 <w:rStyle w:val="Hyperlink"/>
@@ -1175,7 +1175,7 @@
               <w:rPr>
                 <w:noProof/>
               </w:rPr>
-              <w:instrText xml:space="preserve"> PAGEREF _Toc244368217 \h </w:instrText>
+              <w:instrText xml:space="preserve"> PAGEREF _Toc244369049 \h </w:instrText>
             </w:r>
             <w:r>
               <w:rPr>
@@ -1217,7 +1217,7 @@
               <w14:ligatures w14:val="standardContextual"/>
             </w:rPr>
           </w:pPr>
-          <w:hyperlink w:anchor="_Toc244368218" w:history="1">
+          <w:hyperlink w:anchor="_Toc244369050" w:history="1">
             <w:r>
               <w:rPr>
                 <w:rStyle w:val="Hyperlink"/>
@@ -1241,7 +1241,7 @@
               <w:rPr>
                 <w:noProof/>
               </w:rPr>
-              <w:instrText xml:space="preserve"> PAGEREF _Toc244368218 \h </w:instrText>
+              <w:instrText xml:space="preserve"> PAGEREF _Toc244369050 \h </w:instrText>
             </w:r>
             <w:r>
               <w:rPr>
@@ -1283,7 +1283,7 @@
               <w14:ligatures w14:val="standardContextual"/>
             </w:rPr>
           </w:pPr>
-          <w:hyperlink w:anchor="_Toc244368219" w:history="1">
+          <w:hyperlink w:anchor="_Toc244369051" w:history="1">
             <w:r>
               <w:rPr>
                 <w:rStyle w:val="Hyperlink"/>
@@ -1307,7 +1307,7 @@
               <w:rPr>
                 <w:noProof/>
               </w:rPr>
-              <w:instrText xml:space="preserve"> PAGEREF _Toc244368219 \h </w:instrText>
+              <w:instrText xml:space="preserve"> PAGEREF _Toc244369051 \h </w:instrText>
             </w:r>
             <w:r>
               <w:rPr>
@@ -1349,7 +1349,7 @@
               <w14:ligatures w14:val="standardContextual"/>
             </w:rPr>
           </w:pPr>
-          <w:hyperlink w:anchor="_Toc244368220" w:history="1">
+          <w:hyperlink w:anchor="_Toc244369052" w:history="1">
             <w:r>
               <w:rPr>
                 <w:rStyle w:val="Hyperlink"/>
@@ -1373,7 +1373,7 @@
               <w:rPr>
                 <w:noProof/>
               </w:rPr>
-              <w:instrText xml:space="preserve"> PAGEREF _Toc244368220 \h </w:instrText>
+              <w:instrText xml:space="preserve"> PAGEREF _Toc244369052 \h </w:instrText>
             </w:r>
             <w:r>
               <w:rPr>
@@ -1415,7 +1415,7 @@
               <w14:ligatures w14:val="standardContextual"/>
             </w:rPr>
           </w:pPr>
-          <w:hyperlink w:anchor="_Toc244368221" w:history="1">
+          <w:hyperlink w:anchor="_Toc244369053" w:history="1">
             <w:r>
               <w:rPr>
                 <w:rStyle w:val="Hyperlink"/>
@@ -1439,7 +1439,7 @@
               <w:rPr>
                 <w:noProof/>
               </w:rPr>
-              <w:instrText xml:space="preserve"> PAGEREF _Toc244368221 \h </w:instrText>
+              <w:instrText xml:space="preserve"> PAGEREF _Toc244369053 \h </w:instrText>
             </w:r>
             <w:r>
               <w:rPr>
@@ -1481,7 +1481,7 @@
               <w14:ligatures w14:val="standardContextual"/>
             </w:rPr>
           </w:pPr>
-          <w:hyperlink w:anchor="_Toc244368222" w:history="1">
+          <w:hyperlink w:anchor="_Toc244369054" w:history="1">
             <w:r>
               <w:rPr>
                 <w:rStyle w:val="Hyperlink"/>
@@ -1505,7 +1505,7 @@
               <w:rPr>
                 <w:noProof/>
               </w:rPr>
-              <w:instrText xml:space="preserve"> PAGEREF _Toc244368222 \h </w:instrText>
+              <w:instrText xml:space="preserve"> PAGEREF _Toc244369054 \h </w:instrText>
             </w:r>
             <w:r>
               <w:rPr>
@@ -1547,7 +1547,7 @@
               <w14:ligatures w14:val="standardContextual"/>
             </w:rPr>
           </w:pPr>
-          <w:hyperlink w:anchor="_Toc244368223" w:history="1">
+          <w:hyperlink w:anchor="_Toc244369055" w:history="1">
             <w:r>
               <w:rPr>
                 <w:rStyle w:val="Hyperlink"/>
@@ -1571,7 +1571,7 @@
               <w:rPr>
                 <w:noProof/>
               </w:rPr>
-              <w:instrText xml:space="preserve"> PAGEREF _Toc244368223 \h </w:instrText>
+              <w:instrText xml:space="preserve"> PAGEREF _Toc244369055 \h </w:instrText>
             </w:r>
             <w:r>
               <w:rPr>
@@ -1613,7 +1613,7 @@
               <w14:ligatures w14:val="standardContextual"/>
             </w:rPr>
           </w:pPr>
-          <w:hyperlink w:anchor="_Toc244368224" w:history="1">
+          <w:hyperlink w:anchor="_Toc244369056" w:history="1">
             <w:r>
               <w:rPr>
                 <w:rStyle w:val="Hyperlink"/>
@@ -1637,7 +1637,7 @@
               <w:rPr>
                 <w:noProof/>
               </w:rPr>
-              <w:instrText xml:space="preserve"> PAGEREF _Toc244368224 \h </w:instrText>
+              <w:instrText xml:space="preserve"> PAGEREF _Toc244369056 \h </w:instrText>
             </w:r>
             <w:r>
               <w:rPr>
@@ -1679,7 +1679,7 @@
               <w14:ligatures w14:val="standardContextual"/>
             </w:rPr>
           </w:pPr>
-          <w:hyperlink w:anchor="_Toc244368225" w:history="1">
+          <w:hyperlink w:anchor="_Toc244369057" w:history="1">
             <w:r>
               <w:rPr>
                 <w:rStyle w:val="Hyperlink"/>
@@ -1703,7 +1703,7 @@
               <w:rPr>
                 <w:noProof/>
               </w:rPr>
-              <w:instrText xml:space="preserve"> PAGEREF _Toc244368225 \h </w:instrText>
+              <w:instrText xml:space="preserve"> PAGEREF _Toc244369057 \h </w:instrText>
             </w:r>
             <w:r>
               <w:rPr>
@@ -1745,7 +1745,7 @@
               <w14:ligatures w14:val="standardContextual"/>
             </w:rPr>
           </w:pPr>
-          <w:hyperlink w:anchor="_Toc244368226" w:history="1">
+          <w:hyperlink w:anchor="_Toc244369058" w:history="1">
             <w:r>
               <w:rPr>
                 <w:rStyle w:val="Hyperlink"/>
@@ -1769,7 +1769,7 @@
               <w:rPr>
                 <w:noProof/>
               </w:rPr>
-              <w:instrText xml:space="preserve"> PAGEREF _Toc244368226 \h </w:instrText>
+              <w:instrText xml:space="preserve"> PAGEREF _Toc244369058 \h </w:instrText>
             </w:r>
             <w:r>
               <w:rPr>
@@ -1811,7 +1811,7 @@
               <w14:ligatures w14:val="standardContextual"/>
             </w:rPr>
           </w:pPr>
-          <w:hyperlink w:anchor="_Toc244368227" w:history="1">
+          <w:hyperlink w:anchor="_Toc244369059" w:history="1">
             <w:r>
               <w:rPr>
                 <w:rStyle w:val="Hyperlink"/>
@@ -1835,7 +1835,7 @@
               <w:rPr>
                 <w:noProof/>
               </w:rPr>
-              <w:instrText xml:space="preserve"> PAGEREF _Toc244368227 \h </w:instrText>
+              <w:instrText xml:space="preserve"> PAGEREF _Toc244369059 \h </w:instrText>
             </w:r>
             <w:r>
               <w:rPr>
@@ -1877,7 +1877,7 @@
               <w14:ligatures w14:val="standardContextual"/>
             </w:rPr>
           </w:pPr>
-          <w:hyperlink w:anchor="_Toc244368228" w:history="1">
+          <w:hyperlink w:anchor="_Toc244369060" w:history="1">
             <w:r>
               <w:rPr>
                 <w:rStyle w:val="Hyperlink"/>
@@ -1901,7 +1901,7 @@
               <w:rPr>
                 <w:noProof/>
               </w:rPr>
-              <w:instrText xml:space="preserve"> PAGEREF _Toc244368228 \h </w:instrText>
+              <w:instrText xml:space="preserve"> PAGEREF _Toc244369060 \h </w:instrText>
             </w:r>
             <w:r>
               <w:rPr>
@@ -1943,7 +1943,7 @@
               <w14:ligatures w14:val="standardContextual"/>
             </w:rPr>
           </w:pPr>
-          <w:hyperlink w:anchor="_Toc244368229" w:history="1">
+          <w:hyperlink w:anchor="_Toc244369061" w:history="1">
             <w:r>
               <w:rPr>
                 <w:rStyle w:val="Hyperlink"/>
@@ -1967,7 +1967,7 @@
               <w:rPr>
                 <w:noProof/>
               </w:rPr>
-              <w:instrText xml:space="preserve"> PAGEREF _Toc244368229 \h </w:instrText>
+              <w:instrText xml:space="preserve"> PAGEREF _Toc244369061 \h </w:instrText>
             </w:r>
             <w:r>
               <w:rPr>
@@ -2009,7 +2009,7 @@
               <w14:ligatures w14:val="standardContextual"/>
             </w:rPr>
           </w:pPr>
-          <w:hyperlink w:anchor="_Toc244368230" w:history="1">
+          <w:hyperlink w:anchor="_Toc244369062" w:history="1">
             <w:r>
               <w:rPr>
                 <w:rStyle w:val="Hyperlink"/>
@@ -2033,7 +2033,7 @@
               <w:rPr>
                 <w:noProof/>
               </w:rPr>
-              <w:instrText xml:space="preserve"> PAGEREF _Toc244368230 \h </w:instrText>
+              <w:instrText xml:space="preserve"> PAGEREF _Toc244369062 \h </w:instrText>
             </w:r>
             <w:r>
               <w:rPr>
@@ -2075,7 +2075,7 @@
               <w14:ligatures w14:val="standardContextual"/>
             </w:rPr>
           </w:pPr>
-          <w:hyperlink w:anchor="_Toc244368231" w:history="1">
+          <w:hyperlink w:anchor="_Toc244369063" w:history="1">
             <w:r>
               <w:rPr>
                 <w:rStyle w:val="Hyperlink"/>
@@ -2099,7 +2099,7 @@
               <w:rPr>
                 <w:noProof/>
               </w:rPr>
-              <w:instrText xml:space="preserve"> PAGEREF _Toc244368231 \h </w:instrText>
+              <w:instrText xml:space="preserve"> PAGEREF _Toc244369063 \h </w:instrText>
             </w:r>
             <w:r>
               <w:rPr>
@@ -2141,7 +2141,7 @@
               <w14:ligatures w14:val="standardContextual"/>
             </w:rPr>
           </w:pPr>
-          <w:hyperlink w:anchor="_Toc244368232" w:history="1">
+          <w:hyperlink w:anchor="_Toc244369064" w:history="1">
             <w:r>
               <w:rPr>
                 <w:rStyle w:val="Hyperlink"/>
@@ -2165,7 +2165,7 @@
               <w:rPr>
                 <w:noProof/>
               </w:rPr>
-              <w:instrText xml:space="preserve"> PAGEREF _Toc244368232 \h </w:instrText>
+              <w:instrText xml:space="preserve"> PAGEREF _Toc244369064 \h </w:instrText>
             </w:r>
             <w:r>
               <w:rPr>
@@ -2182,7 +2182,7 @@
               <w:rPr>
                 <w:noProof/>
               </w:rPr>
-              <w:t>28</w:t>
+              <w:t>29</w:t>
             </w:r>
             <w:r>
               <w:rPr>
@@ -2207,7 +2207,7 @@
               <w14:ligatures w14:val="standardContextual"/>
             </w:rPr>
           </w:pPr>
-          <w:hyperlink w:anchor="_Toc244368233" w:history="1">
+          <w:hyperlink w:anchor="_Toc244369065" w:history="1">
             <w:r>
               <w:rPr>
                 <w:rStyle w:val="Hyperlink"/>
@@ -2231,7 +2231,7 @@
               <w:rPr>
                 <w:noProof/>
               </w:rPr>
-              <w:instrText xml:space="preserve"> PAGEREF _Toc244368233 \h </w:instrText>
+              <w:instrText xml:space="preserve"> PAGEREF _Toc244369065 \h </w:instrText>
             </w:r>
             <w:r>
               <w:rPr>
@@ -2248,7 +2248,7 @@
               <w:rPr>
                 <w:noProof/>
               </w:rPr>
-              <w:t>28</w:t>
+              <w:t>29</w:t>
             </w:r>
             <w:r>
               <w:rPr>
@@ -2273,7 +2273,7 @@
               <w14:ligatures w14:val="standardContextual"/>
             </w:rPr>
           </w:pPr>
-          <w:hyperlink w:anchor="_Toc244368234" w:history="1">
+          <w:hyperlink w:anchor="_Toc244369066" w:history="1">
             <w:r>
               <w:rPr>
                 <w:rStyle w:val="Hyperlink"/>
@@ -2297,7 +2297,7 @@
               <w:rPr>
                 <w:noProof/>
               </w:rPr>
-              <w:instrText xml:space="preserve"> PAGEREF _Toc244368234 \h </w:instrText>
+              <w:instrText xml:space="preserve"> PAGEREF _Toc244369066 \h </w:instrText>
             </w:r>
             <w:r>
               <w:rPr>
@@ -2314,7 +2314,7 @@
               <w:rPr>
                 <w:noProof/>
               </w:rPr>
-              <w:t>29</w:t>
+              <w:t>30</w:t>
             </w:r>
             <w:r>
               <w:rPr>
@@ -2339,7 +2339,7 @@
               <w14:ligatures w14:val="standardContextual"/>
             </w:rPr>
           </w:pPr>
-          <w:hyperlink w:anchor="_Toc244368235" w:history="1">
+          <w:hyperlink w:anchor="_Toc244369067" w:history="1">
             <w:r>
               <w:rPr>
                 <w:rStyle w:val="Hyperlink"/>
@@ -2363,7 +2363,7 @@
               <w:rPr>
                 <w:noProof/>
               </w:rPr>
-              <w:instrText xml:space="preserve"> PAGEREF _Toc244368235 \h </w:instrText>
+              <w:instrText xml:space="preserve"> PAGEREF _Toc244369067 \h </w:instrText>
             </w:r>
             <w:r>
               <w:rPr>
@@ -2380,7 +2380,7 @@
               <w:rPr>
                 <w:noProof/>
               </w:rPr>
-              <w:t>30</w:t>
+              <w:t>31</w:t>
             </w:r>
             <w:r>
               <w:rPr>
@@ -2405,7 +2405,7 @@
               <w14:ligatures w14:val="standardContextual"/>
             </w:rPr>
           </w:pPr>
-          <w:hyperlink w:anchor="_Toc244368236" w:history="1">
+          <w:hyperlink w:anchor="_Toc244369068" w:history="1">
             <w:r>
               <w:rPr>
                 <w:rStyle w:val="Hyperlink"/>
@@ -2429,7 +2429,7 @@
               <w:rPr>
                 <w:noProof/>
               </w:rPr>
-              <w:instrText xml:space="preserve"> PAGEREF _Toc244368236 \h </w:instrText>
+              <w:instrText xml:space="preserve"> PAGEREF _Toc244369068 \h </w:instrText>
             </w:r>
             <w:r>
               <w:rPr>
@@ -2446,7 +2446,7 @@
               <w:rPr>
                 <w:noProof/>
               </w:rPr>
-              <w:t>32</w:t>
+              <w:t>33</w:t>
             </w:r>
             <w:r>
               <w:rPr>
@@ -2471,7 +2471,7 @@
               <w14:ligatures w14:val="standardContextual"/>
             </w:rPr>
           </w:pPr>
-          <w:hyperlink w:anchor="_Toc244368237" w:history="1">
+          <w:hyperlink w:anchor="_Toc244369069" w:history="1">
             <w:r>
               <w:rPr>
                 <w:rStyle w:val="Hyperlink"/>
@@ -2495,7 +2495,7 @@
               <w:rPr>
                 <w:noProof/>
               </w:rPr>
-              <w:instrText xml:space="preserve"> PAGEREF _Toc244368237 \h </w:instrText>
+              <w:instrText xml:space="preserve"> PAGEREF _Toc244369069 \h </w:instrText>
             </w:r>
             <w:r>
               <w:rPr>
@@ -2512,7 +2512,7 @@
               <w:rPr>
                 <w:noProof/>
               </w:rPr>
-              <w:t>32</w:t>
+              <w:t>33</w:t>
             </w:r>
             <w:r>
               <w:rPr>
@@ -2537,7 +2537,7 @@
               <w14:ligatures w14:val="standardContextual"/>
             </w:rPr>
           </w:pPr>
-          <w:hyperlink w:anchor="_Toc244368238" w:history="1">
+          <w:hyperlink w:anchor="_Toc244369070" w:history="1">
             <w:r>
               <w:rPr>
                 <w:rStyle w:val="Hyperlink"/>
@@ -2561,7 +2561,7 @@
               <w:rPr>
                 <w:noProof/>
               </w:rPr>
-              <w:instrText xml:space="preserve"> PAGEREF _Toc244368238 \h </w:instrText>
+              <w:instrText xml:space="preserve"> PAGEREF _Toc244369070 \h </w:instrText>
             </w:r>
             <w:r>
               <w:rPr>
@@ -2578,7 +2578,7 @@
               <w:rPr>
                 <w:noProof/>
               </w:rPr>
-              <w:t>33</w:t>
+              <w:t>34</w:t>
             </w:r>
             <w:r>
               <w:rPr>
@@ -2603,7 +2603,7 @@
               <w14:ligatures w14:val="standardContextual"/>
             </w:rPr>
           </w:pPr>
-          <w:hyperlink w:anchor="_Toc244368239" w:history="1">
+          <w:hyperlink w:anchor="_Toc244369071" w:history="1">
             <w:r>
               <w:rPr>
                 <w:rStyle w:val="Hyperlink"/>
@@ -2627,7 +2627,7 @@
               <w:rPr>
                 <w:noProof/>
               </w:rPr>
-              <w:instrText xml:space="preserve"> PAGEREF _Toc244368239 \h </w:instrText>
+              <w:instrText xml:space="preserve"> PAGEREF _Toc244369071 \h </w:instrText>
             </w:r>
             <w:r>
               <w:rPr>
@@ -2644,7 +2644,7 @@
               <w:rPr>
                 <w:noProof/>
               </w:rPr>
-              <w:t>34</w:t>
+              <w:t>35</w:t>
             </w:r>
             <w:r>
               <w:rPr>
@@ -2669,7 +2669,7 @@
               <w14:ligatures w14:val="standardContextual"/>
             </w:rPr>
           </w:pPr>
-          <w:hyperlink w:anchor="_Toc244368240" w:history="1">
+          <w:hyperlink w:anchor="_Toc244369072" w:history="1">
             <w:r>
               <w:rPr>
                 <w:rStyle w:val="Hyperlink"/>
@@ -2693,7 +2693,7 @@
               <w:rPr>
                 <w:noProof/>
               </w:rPr>
-              <w:instrText xml:space="preserve"> PAGEREF _Toc244368240 \h </w:instrText>
+              <w:instrText xml:space="preserve"> PAGEREF _Toc244369072 \h </w:instrText>
             </w:r>
             <w:r>
               <w:rPr>
@@ -2710,7 +2710,7 @@
               <w:rPr>
                 <w:noProof/>
               </w:rPr>
-              <w:t>34</w:t>
+              <w:t>35</w:t>
             </w:r>
             <w:r>
               <w:rPr>
@@ -2735,7 +2735,7 @@
               <w14:ligatures w14:val="standardContextual"/>
             </w:rPr>
           </w:pPr>
-          <w:hyperlink w:anchor="_Toc244368241" w:history="1">
+          <w:hyperlink w:anchor="_Toc244369073" w:history="1">
             <w:r>
               <w:rPr>
                 <w:rStyle w:val="Hyperlink"/>
@@ -2759,7 +2759,7 @@
               <w:rPr>
                 <w:noProof/>
               </w:rPr>
-              <w:instrText xml:space="preserve"> PAGEREF _Toc244368241 \h </w:instrText>
+              <w:instrText xml:space="preserve"> PAGEREF _Toc244369073 \h </w:instrText>
             </w:r>
             <w:r>
               <w:rPr>
@@ -2776,7 +2776,7 @@
               <w:rPr>
                 <w:noProof/>
               </w:rPr>
-              <w:t>35</w:t>
+              <w:t>36</w:t>
             </w:r>
             <w:r>
               <w:rPr>
@@ -2801,7 +2801,7 @@
               <w14:ligatures w14:val="standardContextual"/>
             </w:rPr>
           </w:pPr>
-          <w:hyperlink w:anchor="_Toc244368242" w:history="1">
+          <w:hyperlink w:anchor="_Toc244369074" w:history="1">
             <w:r>
               <w:rPr>
                 <w:rStyle w:val="Hyperlink"/>
@@ -2825,7 +2825,7 @@
               <w:rPr>
                 <w:noProof/>
               </w:rPr>
-              <w:instrText xml:space="preserve"> PAGEREF _Toc244368242 \h </w:instrText>
+              <w:instrText xml:space="preserve"> PAGEREF _Toc244369074 \h </w:instrText>
             </w:r>
             <w:r>
               <w:rPr>
@@ -2842,7 +2842,7 @@
               <w:rPr>
                 <w:noProof/>
               </w:rPr>
-              <w:t>35</w:t>
+              <w:t>36</w:t>
             </w:r>
             <w:r>
               <w:rPr>
@@ -2867,7 +2867,7 @@
               <w14:ligatures w14:val="standardContextual"/>
             </w:rPr>
           </w:pPr>
-          <w:hyperlink w:anchor="_Toc244368243" w:history="1">
+          <w:hyperlink w:anchor="_Toc244369075" w:history="1">
             <w:r>
               <w:rPr>
                 <w:rStyle w:val="Hyperlink"/>
@@ -2891,7 +2891,7 @@
               <w:rPr>
                 <w:noProof/>
               </w:rPr>
-              <w:instrText xml:space="preserve"> PAGEREF _Toc244368243 \h </w:instrText>
+              <w:instrText xml:space="preserve"> PAGEREF _Toc244369075 \h </w:instrText>
             </w:r>
             <w:r>
               <w:rPr>
@@ -2908,7 +2908,7 @@
               <w:rPr>
                 <w:noProof/>
               </w:rPr>
-              <w:t>37</w:t>
+              <w:t>38</w:t>
             </w:r>
             <w:r>
               <w:rPr>
@@ -2933,7 +2933,7 @@
               <w14:ligatures w14:val="standardContextual"/>
             </w:rPr>
           </w:pPr>
-          <w:hyperlink w:anchor="_Toc244368244" w:history="1">
+          <w:hyperlink w:anchor="_Toc244369076" w:history="1">
             <w:r>
               <w:rPr>
                 <w:rStyle w:val="Hyperlink"/>
@@ -2957,7 +2957,7 @@
               <w:rPr>
                 <w:noProof/>
               </w:rPr>
-              <w:instrText xml:space="preserve"> PAGEREF _Toc244368244 \h </w:instrText>
+              <w:instrText xml:space="preserve"> PAGEREF _Toc244369076 \h </w:instrText>
             </w:r>
             <w:r>
               <w:rPr>
@@ -2974,7 +2974,7 @@
               <w:rPr>
                 <w:noProof/>
               </w:rPr>
-              <w:t>39</w:t>
+              <w:t>40</w:t>
             </w:r>
             <w:r>
               <w:rPr>
@@ -2999,7 +2999,7 @@
               <w14:ligatures w14:val="standardContextual"/>
             </w:rPr>
           </w:pPr>
-          <w:hyperlink w:anchor="_Toc244368245" w:history="1">
+          <w:hyperlink w:anchor="_Toc244369077" w:history="1">
             <w:r>
               <w:rPr>
                 <w:rStyle w:val="Hyperlink"/>
@@ -3023,7 +3023,7 @@
               <w:rPr>
                 <w:noProof/>
               </w:rPr>
-              <w:instrText xml:space="preserve"> PAGEREF _Toc244368245 \h </w:instrText>
+              <w:instrText xml:space="preserve"> PAGEREF _Toc244369077 \h </w:instrText>
             </w:r>
             <w:r>
               <w:rPr>
@@ -3040,7 +3040,7 @@
               <w:rPr>
                 <w:noProof/>
               </w:rPr>
-              <w:t>39</w:t>
+              <w:t>40</w:t>
             </w:r>
             <w:r>
               <w:rPr>
@@ -3065,7 +3065,7 @@
               <w14:ligatures w14:val="standardContextual"/>
             </w:rPr>
           </w:pPr>
-          <w:hyperlink w:anchor="_Toc244368246" w:history="1">
+          <w:hyperlink w:anchor="_Toc244369078" w:history="1">
             <w:r>
               <w:rPr>
                 <w:rStyle w:val="Hyperlink"/>
@@ -3089,7 +3089,7 @@
               <w:rPr>
                 <w:noProof/>
               </w:rPr>
-              <w:instrText xml:space="preserve"> PAGEREF _Toc244368246 \h </w:instrText>
+              <w:instrText xml:space="preserve"> PAGEREF _Toc244369078 \h </w:instrText>
             </w:r>
             <w:r>
               <w:rPr>
@@ -3106,7 +3106,7 @@
               <w:rPr>
                 <w:noProof/>
               </w:rPr>
-              <w:t>41</w:t>
+              <w:t>42</w:t>
             </w:r>
             <w:r>
               <w:rPr>
@@ -3131,7 +3131,7 @@
               <w14:ligatures w14:val="standardContextual"/>
             </w:rPr>
           </w:pPr>
-          <w:hyperlink w:anchor="_Toc244368247" w:history="1">
+          <w:hyperlink w:anchor="_Toc244369079" w:history="1">
             <w:r>
               <w:rPr>
                 <w:rStyle w:val="Hyperlink"/>
@@ -3155,7 +3155,7 @@
               <w:rPr>
                 <w:noProof/>
               </w:rPr>
-              <w:instrText xml:space="preserve"> PAGEREF _Toc244368247 \h </w:instrText>
+              <w:instrText xml:space="preserve"> PAGEREF _Toc244369079 \h </w:instrText>
             </w:r>
             <w:r>
               <w:rPr>
@@ -3172,7 +3172,7 @@
               <w:rPr>
                 <w:noProof/>
               </w:rPr>
-              <w:t>42</w:t>
+              <w:t>43</w:t>
             </w:r>
             <w:r>
               <w:rPr>
@@ -3193,7 +3193,7 @@
       <w:pPr>
         <w:pStyle w:val="Heading1"/>
       </w:pPr>
-      <w:bookmarkStart w:id="0" w:name="_Toc244368202"/>
+      <w:bookmarkStart w:id="0" w:name="_Toc244369034"/>
       <w:r>
         <w:lastRenderedPageBreak/>
         <w:t>About this guide</w:t>
@@ -3263,14 +3263,14 @@
         <w:t xml:space="preserve">Good to know. </w:t>
       </w:r>
       <w:r>
-        <w:t>All screenshots were taken in the real panel of version 2.6.1 on a demo setup with sample data: @example.com addresses and certificates issued by a demo certificate authority. Your certificate names and addresses will differ. Secrets (the QR code, the private key, the key passphrase) are blurred in the screenshots.</w:t>
+        <w:t>All screenshots were taken in the real panel of version 2.6 on a demo setup with sample data: @example.com addresses and certificates issued by a demo certificate authority. Your certificate names and addresses will differ. Secrets (the QR code, the private key, the key passphrase) are blurred in the screenshots.</w:t>
       </w:r>
     </w:p>
     <w:p>
       <w:pPr>
         <w:pStyle w:val="Heading2"/>
       </w:pPr>
-      <w:bookmarkStart w:id="1" w:name="_Toc244368203"/>
+      <w:bookmarkStart w:id="1" w:name="_Toc244369035"/>
       <w:r>
         <w:t>Interface language</w:t>
       </w:r>
@@ -3657,7 +3657,7 @@
       <w:pPr>
         <w:pStyle w:val="Heading1"/>
       </w:pPr>
-      <w:bookmarkStart w:id="2" w:name="_Toc244368204"/>
+      <w:bookmarkStart w:id="2" w:name="_Toc244369036"/>
       <w:r>
         <w:lastRenderedPageBreak/>
         <w:t>1. What the service does</w:t>
@@ -3683,7 +3683,7 @@
       <w:pPr>
         <w:pStyle w:val="Heading2"/>
       </w:pPr>
-      <w:bookmarkStart w:id="3" w:name="_Toc244368205"/>
+      <w:bookmarkStart w:id="3" w:name="_Toc244369037"/>
       <w:r>
         <w:t>1.1. How it works</w:t>
       </w:r>
@@ -3771,7 +3771,7 @@
       <w:pPr>
         <w:pStyle w:val="Heading2"/>
       </w:pPr>
-      <w:bookmarkStart w:id="4" w:name="_Toc244368206"/>
+      <w:bookmarkStart w:id="4" w:name="_Toc244369038"/>
       <w:r>
         <w:t>1.2. Key terms</w:t>
       </w:r>
@@ -4260,7 +4260,7 @@
       <w:pPr>
         <w:pStyle w:val="Heading2"/>
       </w:pPr>
-      <w:bookmarkStart w:id="5" w:name="_Toc244368207"/>
+      <w:bookmarkStart w:id="5" w:name="_Toc244369039"/>
       <w:r>
         <w:t>1.3. Panel sections</w:t>
       </w:r>
@@ -4290,7 +4290,7 @@
         </w:rPr>
         <w:lastRenderedPageBreak/>
         <w:drawing>
-          <wp:inline distT="0" distB="0" distL="0" distR="0" wp14:anchorId="6ECB4BD9" wp14:editId="0829C22A">
+          <wp:inline distT="0" distB="0" distL="0" distR="0" wp14:anchorId="060D53B2" wp14:editId="48508424">
             <wp:extent cx="6096000" cy="3810000"/>
             <wp:effectExtent l="0" t="0" r="0" b="0"/>
             <wp:docPr id="2" name="03-delivery-empty" descr="The panel right after the first sign-in: Key Manager and mail are not connected yet, no subscriptions" title="The panel right after the first sign-in: Key Manager and mail are not connected yet, no subscriptions"/>
@@ -4793,7 +4793,7 @@
       <w:pPr>
         <w:pStyle w:val="Heading2"/>
       </w:pPr>
-      <w:bookmarkStart w:id="6" w:name="_Toc244368208"/>
+      <w:bookmarkStart w:id="6" w:name="_Toc244369040"/>
       <w:r>
         <w:t>1.4. First-time setup in order</w:t>
       </w:r>
@@ -4916,7 +4916,7 @@
       <w:pPr>
         <w:pStyle w:val="Heading1"/>
       </w:pPr>
-      <w:bookmarkStart w:id="7" w:name="_Toc244368209"/>
+      <w:bookmarkStart w:id="7" w:name="_Toc244369041"/>
       <w:r>
         <w:lastRenderedPageBreak/>
         <w:t>2. Signing in</w:t>
@@ -4945,7 +4945,7 @@
       <w:pPr>
         <w:pStyle w:val="Heading2"/>
       </w:pPr>
-      <w:bookmarkStart w:id="8" w:name="_Toc244368210"/>
+      <w:bookmarkStart w:id="8" w:name="_Toc244369042"/>
       <w:r>
         <w:t>2.1. First sign-in</w:t>
       </w:r>
@@ -5033,7 +5033,7 @@
           <w:noProof/>
         </w:rPr>
         <w:drawing>
-          <wp:inline distT="0" distB="0" distL="0" distR="0" wp14:anchorId="450A8253" wp14:editId="3F36856A">
+          <wp:inline distT="0" distB="0" distL="0" distR="0" wp14:anchorId="53EA46EC" wp14:editId="5DAFB083">
             <wp:extent cx="3352800" cy="3305175"/>
             <wp:effectExtent l="0" t="0" r="0" b="0"/>
             <wp:docPr id="3" name="01-login" descr="Sign-in: email and password" title="Sign-in: email and password"/>
@@ -5099,7 +5099,7 @@
         </w:rPr>
         <w:lastRenderedPageBreak/>
         <w:drawing>
-          <wp:inline distT="0" distB="0" distL="0" distR="0" wp14:anchorId="29A9167D" wp14:editId="56D0913A">
+          <wp:inline distT="0" distB="0" distL="0" distR="0" wp14:anchorId="38137732" wp14:editId="5DD07854">
             <wp:extent cx="3352800" cy="4810125"/>
             <wp:effectExtent l="0" t="0" r="0" b="0"/>
             <wp:docPr id="4" name="02-enroll" descr="Connecting an authenticator app (the QR code and the key are blurred)" title="Connecting an authenticator app (the QR code and the key are blurred)"/>
@@ -5171,7 +5171,7 @@
       <w:pPr>
         <w:pStyle w:val="Heading2"/>
       </w:pPr>
-      <w:bookmarkStart w:id="9" w:name="_Toc244368211"/>
+      <w:bookmarkStart w:id="9" w:name="_Toc244369043"/>
       <w:r>
         <w:t>2.2. Regular sign-in</w:t>
       </w:r>
@@ -5201,7 +5201,7 @@
         </w:rPr>
         <w:lastRenderedPageBreak/>
         <w:drawing>
-          <wp:inline distT="0" distB="0" distL="0" distR="0" wp14:anchorId="1A60336B" wp14:editId="77A13F13">
+          <wp:inline distT="0" distB="0" distL="0" distR="0" wp14:anchorId="21A50D14" wp14:editId="53F37495">
             <wp:extent cx="3352800" cy="3295650"/>
             <wp:effectExtent l="0" t="0" r="0" b="0"/>
             <wp:docPr id="5" name="04-second-factor" descr="The second sign-in step — the code from the app" title="The second sign-in step — the code from the app"/>
@@ -5361,7 +5361,7 @@
       <w:pPr>
         <w:pStyle w:val="Heading2"/>
       </w:pPr>
-      <w:bookmarkStart w:id="10" w:name="_Toc244368212"/>
+      <w:bookmarkStart w:id="10" w:name="_Toc244369044"/>
       <w:r>
         <w:t>2.3. Code confirmation before sensitive actions</w:t>
       </w:r>
@@ -5456,7 +5456,7 @@
         </w:rPr>
         <w:lastRenderedPageBreak/>
         <w:drawing>
-          <wp:inline distT="0" distB="0" distL="0" distR="0" wp14:anchorId="7FFDA65F" wp14:editId="40E48F0F">
+          <wp:inline distT="0" distB="0" distL="0" distR="0" wp14:anchorId="3DCC5A6F" wp14:editId="63B63A26">
             <wp:extent cx="3657600" cy="2562225"/>
             <wp:effectExtent l="0" t="0" r="0" b="0"/>
             <wp:docPr id="6" name="12-step-up" descr="The code request before a sensitive action" title="The code request before a sensitive action"/>
@@ -5546,7 +5546,7 @@
           <w:noProof/>
         </w:rPr>
         <w:drawing>
-          <wp:inline distT="0" distB="0" distL="0" distR="0" wp14:anchorId="1B5118BB" wp14:editId="112E6F17">
+          <wp:inline distT="0" distB="0" distL="0" distR="0" wp14:anchorId="60E1BE3C" wp14:editId="4F4BFC5B">
             <wp:extent cx="6096000" cy="581025"/>
             <wp:effectExtent l="0" t="0" r="0" b="0"/>
             <wp:docPr id="7" name="71-security-stale" descr="The confirmation window has expired: the next sensitive action will ask for the code" title="The confirmation window has expired: the next sensitive action will ask for the code"/>
@@ -5597,7 +5597,7 @@
       <w:pPr>
         <w:pStyle w:val="Heading2"/>
       </w:pPr>
-      <w:bookmarkStart w:id="11" w:name="_Toc244368213"/>
+      <w:bookmarkStart w:id="11" w:name="_Toc244369045"/>
       <w:r>
         <w:t>2.4. Signing out and sessions</w:t>
       </w:r>
@@ -5632,7 +5632,7 @@
       <w:pPr>
         <w:pStyle w:val="Heading1"/>
       </w:pPr>
-      <w:bookmarkStart w:id="12" w:name="_Toc244368214"/>
+      <w:bookmarkStart w:id="12" w:name="_Toc244369046"/>
       <w:r>
         <w:lastRenderedPageBreak/>
         <w:t>3. Connecting mail</w:t>
@@ -5690,7 +5690,7 @@
           <w:noProof/>
         </w:rPr>
         <w:drawing>
-          <wp:inline distT="0" distB="0" distL="0" distR="0" wp14:anchorId="3D687ED3" wp14:editId="6CD64AB4">
+          <wp:inline distT="0" distB="0" distL="0" distR="0" wp14:anchorId="311D12DD" wp14:editId="43698007">
             <wp:extent cx="6096000" cy="3810000"/>
             <wp:effectExtent l="0" t="0" r="0" b="0"/>
             <wp:docPr id="8" name="10-mail-empty" descr="Settings → Mail before filling in" title="Settings → Mail before filling in"/>
@@ -5741,7 +5741,7 @@
       <w:pPr>
         <w:pStyle w:val="Heading2"/>
       </w:pPr>
-      <w:bookmarkStart w:id="13" w:name="_Toc244368215"/>
+      <w:bookmarkStart w:id="13" w:name="_Toc244369047"/>
       <w:r>
         <w:t>3.1. Fields</w:t>
       </w:r>
@@ -6579,7 +6579,7 @@
       <w:pPr>
         <w:pStyle w:val="Heading2"/>
       </w:pPr>
-      <w:bookmarkStart w:id="14" w:name="_Toc244368216"/>
+      <w:bookmarkStart w:id="14" w:name="_Toc244369048"/>
       <w:r>
         <w:lastRenderedPageBreak/>
         <w:t>3.2. Save and check</w:t>
@@ -6673,7 +6673,7 @@
           <w:noProof/>
         </w:rPr>
         <w:drawing>
-          <wp:inline distT="0" distB="0" distL="0" distR="0" wp14:anchorId="73FCC45D" wp14:editId="4306100F">
+          <wp:inline distT="0" distB="0" distL="0" distR="0" wp14:anchorId="41615AEB" wp14:editId="4EE9C30F">
             <wp:extent cx="6096000" cy="3810000"/>
             <wp:effectExtent l="0" t="0" r="0" b="0"/>
             <wp:docPr id="9" name="11-mail-filled" descr="Mail settings filled in" title="Mail settings filled in"/>
@@ -6738,7 +6738,7 @@
           <w:noProof/>
         </w:rPr>
         <w:drawing>
-          <wp:inline distT="0" distB="0" distL="0" distR="0" wp14:anchorId="5AA2D50E" wp14:editId="33D47079">
+          <wp:inline distT="0" distB="0" distL="0" distR="0" wp14:anchorId="78ED008B" wp14:editId="373ADC7E">
             <wp:extent cx="3657600" cy="1828800"/>
             <wp:effectExtent l="0" t="0" r="0" b="0"/>
             <wp:docPr id="10" name="14-mail-test" descr="Test letter" title="Test letter"/>
@@ -6804,7 +6804,7 @@
         </w:rPr>
         <w:lastRenderedPageBreak/>
         <w:drawing>
-          <wp:inline distT="0" distB="0" distL="0" distR="0" wp14:anchorId="77EBAB7E" wp14:editId="271F034D">
+          <wp:inline distT="0" distB="0" distL="0" distR="0" wp14:anchorId="68299B52" wp14:editId="1F3898EB">
             <wp:extent cx="6096000" cy="3810000"/>
             <wp:effectExtent l="0" t="0" r="0" b="0"/>
             <wp:docPr id="11" name="15-mail-test-ok" descr="Mail works: the server accepted the test letter" title="Mail works: the server accepted the test letter"/>
@@ -7284,7 +7284,7 @@
       <w:pPr>
         <w:pStyle w:val="Heading1"/>
       </w:pPr>
-      <w:bookmarkStart w:id="15" w:name="_Toc244368217"/>
+      <w:bookmarkStart w:id="15" w:name="_Toc244369049"/>
       <w:r>
         <w:lastRenderedPageBreak/>
         <w:t>4. Connecting Key Manager Plus</w:t>
@@ -7300,7 +7300,7 @@
       <w:pPr>
         <w:pStyle w:val="Heading2"/>
       </w:pPr>
-      <w:bookmarkStart w:id="16" w:name="_Toc244368218"/>
+      <w:bookmarkStart w:id="16" w:name="_Toc244369050"/>
       <w:r>
         <w:t>4.1. What to prepare in Key Manager Plus</w:t>
       </w:r>
@@ -7429,7 +7429,7 @@
       <w:pPr>
         <w:pStyle w:val="Heading2"/>
       </w:pPr>
-      <w:bookmarkStart w:id="17" w:name="_Toc244368219"/>
+      <w:bookmarkStart w:id="17" w:name="_Toc244369051"/>
       <w:r>
         <w:t>4.2. Settings in the panel</w:t>
       </w:r>
@@ -7834,7 +7834,7 @@
           <w:noProof/>
         </w:rPr>
         <w:drawing>
-          <wp:inline distT="0" distB="0" distL="0" distR="0" wp14:anchorId="6BCE64A1" wp14:editId="67F77583">
+          <wp:inline distT="0" distB="0" distL="0" distR="0" wp14:anchorId="594F3A13" wp14:editId="4F73C86A">
             <wp:extent cx="6096000" cy="1971675"/>
             <wp:effectExtent l="0" t="0" r="0" b="0"/>
             <wp:docPr id="12" name="21-km-filled" descr="Connecting to Key Manager: address, poll interval and API key" title="Connecting to Key Manager: address, poll interval and API key"/>
@@ -7900,7 +7900,7 @@
         </w:rPr>
         <w:lastRenderedPageBreak/>
         <w:drawing>
-          <wp:inline distT="0" distB="0" distL="0" distR="0" wp14:anchorId="1B641AB4" wp14:editId="6A612562">
+          <wp:inline distT="0" distB="0" distL="0" distR="0" wp14:anchorId="27DC585C" wp14:editId="4B3690B2">
             <wp:extent cx="6096000" cy="3810000"/>
             <wp:effectExtent l="0" t="0" r="0" b="0"/>
             <wp:docPr id="13" name="22-km-test" descr="Connection check: Key Manager answered, 8 certificates visible" title="Connection check: Key Manager answered, 8 certificates visible"/>
@@ -7980,7 +7980,7 @@
           <w:noProof/>
         </w:rPr>
         <w:drawing>
-          <wp:inline distT="0" distB="0" distL="0" distR="0" wp14:anchorId="2BE41112" wp14:editId="676FABAA">
+          <wp:inline distT="0" distB="0" distL="0" distR="0" wp14:anchorId="0759DD40" wp14:editId="1D8998E6">
             <wp:extent cx="6096000" cy="3810000"/>
             <wp:effectExtent l="0" t="0" r="0" b="0"/>
             <wp:docPr id="14" name="23-km-working" descr="Key Manager is connected and polled" title="Key Manager is connected and polled"/>
@@ -8420,7 +8420,7 @@
       <w:pPr>
         <w:pStyle w:val="Heading1"/>
       </w:pPr>
-      <w:bookmarkStart w:id="18" w:name="_Toc244368220"/>
+      <w:bookmarkStart w:id="18" w:name="_Toc244369052"/>
       <w:r>
         <w:lastRenderedPageBreak/>
         <w:t>5. Certificates</w:t>
@@ -8460,7 +8460,7 @@
           <w:noProof/>
         </w:rPr>
         <w:drawing>
-          <wp:inline distT="0" distB="0" distL="0" distR="0" wp14:anchorId="42198794" wp14:editId="6873050A">
+          <wp:inline distT="0" distB="0" distL="0" distR="0" wp14:anchorId="42BB6F52" wp14:editId="2BAA665F">
             <wp:extent cx="6096000" cy="3810000"/>
             <wp:effectExtent l="0" t="0" r="0" b="0"/>
             <wp:docPr id="15" name="30-certs" descr="Certificates from Key Manager with their expiry" title="Certificates from Key Manager with their expiry"/>
@@ -9143,7 +9143,7 @@
           <w:noProof/>
         </w:rPr>
         <w:drawing>
-          <wp:inline distT="0" distB="0" distL="0" distR="0" wp14:anchorId="1F954D64" wp14:editId="3DC6B95D">
+          <wp:inline distT="0" distB="0" distL="0" distR="0" wp14:anchorId="43260C39" wp14:editId="25AFCC03">
             <wp:extent cx="6096000" cy="3810000"/>
             <wp:effectExtent l="0" t="0" r="0" b="0"/>
             <wp:docPr id="16" name="33-certs-expiry" descr="Certificates by expiry: expiring first (the arrow next to «Valid until»)" title="Certificates by expiry: expiring first (the arrow next to «Valid until»)"/>
@@ -9199,7 +9199,7 @@
       <w:pPr>
         <w:pStyle w:val="Heading2"/>
       </w:pPr>
-      <w:bookmarkStart w:id="19" w:name="_Toc244368221"/>
+      <w:bookmarkStart w:id="19" w:name="_Toc244369053"/>
       <w:r>
         <w:t>5.1. Downloading a certificate file</w:t>
       </w:r>
@@ -9275,7 +9275,7 @@
         </w:rPr>
         <w:lastRenderedPageBreak/>
         <w:drawing>
-          <wp:inline distT="0" distB="0" distL="0" distR="0" wp14:anchorId="0BC1FBEE" wp14:editId="2BEA9674">
+          <wp:inline distT="0" distB="0" distL="0" distR="0" wp14:anchorId="643258BE" wp14:editId="7A836010">
             <wp:extent cx="3657600" cy="2562225"/>
             <wp:effectExtent l="0" t="0" r="0" b="0"/>
             <wp:docPr id="17" name="31-download" descr="Choosing a format to download" title="Choosing a format to download"/>
@@ -9326,7 +9326,7 @@
       <w:pPr>
         <w:pStyle w:val="Heading2"/>
       </w:pPr>
-      <w:bookmarkStart w:id="20" w:name="_Toc244368222"/>
+      <w:bookmarkStart w:id="20" w:name="_Toc244369054"/>
       <w:r>
         <w:t>5.2. The private key and its passphrase</w:t>
       </w:r>
@@ -9378,7 +9378,7 @@
           <w:noProof/>
         </w:rPr>
         <w:drawing>
-          <wp:inline distT="0" distB="0" distL="0" distR="0" wp14:anchorId="619AB46F" wp14:editId="0708ED6E">
+          <wp:inline distT="0" distB="0" distL="0" distR="0" wp14:anchorId="1D094D5C" wp14:editId="08E98C88">
             <wp:extent cx="3657600" cy="2981325"/>
             <wp:effectExtent l="0" t="0" r="0" b="0"/>
             <wp:docPr id="18" name="32-key" descr="Private key and key passphrase (blurred in the screenshot)" title="Private key and key passphrase (blurred in the screenshot)"/>
@@ -9450,7 +9450,7 @@
       <w:pPr>
         <w:pStyle w:val="Heading1"/>
       </w:pPr>
-      <w:bookmarkStart w:id="21" w:name="_Toc244368223"/>
+      <w:bookmarkStart w:id="21" w:name="_Toc244369055"/>
       <w:r>
         <w:lastRenderedPageBreak/>
         <w:t>6. Setting up delivery</w:t>
@@ -9466,7 +9466,7 @@
       <w:pPr>
         <w:pStyle w:val="Heading2"/>
       </w:pPr>
-      <w:bookmarkStart w:id="22" w:name="_Toc244368224"/>
+      <w:bookmarkStart w:id="22" w:name="_Toc244369056"/>
       <w:r>
         <w:t>6.1. A new subscription</w:t>
       </w:r>
@@ -9515,7 +9515,7 @@
           <w:noProof/>
         </w:rPr>
         <w:drawing>
-          <wp:inline distT="0" distB="0" distL="0" distR="0" wp14:anchorId="7C894609" wp14:editId="3950C680">
+          <wp:inline distT="0" distB="0" distL="0" distR="0" wp14:anchorId="02C0E32D" wp14:editId="3CD7D771">
             <wp:extent cx="3657600" cy="6677025"/>
             <wp:effectExtent l="0" t="0" r="0" b="0"/>
             <wp:docPr id="19" name="40-sub-new" descr="The new subscription dialog" title="The new subscription dialog"/>
@@ -10324,7 +10324,7 @@
         </w:rPr>
         <w:lastRenderedPageBreak/>
         <w:drawing>
-          <wp:inline distT="0" distB="0" distL="0" distR="0" wp14:anchorId="6ADBE075" wp14:editId="103EDF0B">
+          <wp:inline distT="0" distB="0" distL="0" distR="0" wp14:anchorId="3F70D655" wp14:editId="66DB41E9">
             <wp:extent cx="3657600" cy="7019925"/>
             <wp:effectExtent l="0" t="0" r="0" b="0"/>
             <wp:docPr id="20" name="41-sub-filled" descr="A subscription for two certificates: on renewal, at 09:00; KEY, CRT and PFX with the key passphrase" title="A subscription for two certificates: on renewal, at 09:00; KEY, CRT and PFX with the key passphrase"/>
@@ -10375,7 +10375,7 @@
       <w:pPr>
         <w:pStyle w:val="Heading2"/>
       </w:pPr>
-      <w:bookmarkStart w:id="23" w:name="_Toc244368225"/>
+      <w:bookmarkStart w:id="23" w:name="_Toc244369057"/>
       <w:r>
         <w:t>6.2. When letters go out</w:t>
       </w:r>
@@ -10878,7 +10878,7 @@
       <w:pPr>
         <w:pStyle w:val="Heading2"/>
       </w:pPr>
-      <w:bookmarkStart w:id="24" w:name="_Toc244368226"/>
+      <w:bookmarkStart w:id="24" w:name="_Toc244369058"/>
       <w:r>
         <w:t>6.3. Planned start and end</w:t>
       </w:r>
@@ -10918,7 +10918,7 @@
         </w:rPr>
         <w:lastRenderedPageBreak/>
         <w:drawing>
-          <wp:inline distT="0" distB="0" distL="0" distR="0" wp14:anchorId="56FF6A42" wp14:editId="1F9C47D6">
+          <wp:inline distT="0" distB="0" distL="0" distR="0" wp14:anchorId="047C68FB" wp14:editId="33D416CA">
             <wp:extent cx="3590925" cy="7239000"/>
             <wp:effectExtent l="0" t="0" r="0" b="0"/>
             <wp:docPr id="21" name="42-sub-period" descr="A subscription for a contractor: every 7 days from 02.11.2026 to 31.12.2026, certificates only, no keys" title="A subscription for a contractor: every 7 days from 02.11.2026 to 31.12.2026, certificates only, no keys"/>
@@ -10969,7 +10969,7 @@
       <w:pPr>
         <w:pStyle w:val="Heading2"/>
       </w:pPr>
-      <w:bookmarkStart w:id="25" w:name="_Toc244368227"/>
+      <w:bookmarkStart w:id="25" w:name="_Toc244369059"/>
       <w:r>
         <w:lastRenderedPageBreak/>
         <w:t>6.4. The subscription list</w:t>
@@ -10994,7 +10994,7 @@
           <w:noProof/>
         </w:rPr>
         <w:drawing>
-          <wp:inline distT="0" distB="0" distL="0" distR="0" wp14:anchorId="497C98C2" wp14:editId="4BFD3746">
+          <wp:inline distT="0" distB="0" distL="0" distR="0" wp14:anchorId="6A7B004C" wp14:editId="0BC7574D">
             <wp:extent cx="6096000" cy="3810000"/>
             <wp:effectExtent l="0" t="0" r="0" b="0"/>
             <wp:docPr id="22" name="45-delivery-list" descr="Subscriptions in the list: certificates with expiry, recipients, files, schedule and the result of the last delivery" title="Subscriptions in the list: certificates with expiry, recipients, files, schedule and the result of the last delivery"/>
@@ -12163,7 +12163,7 @@
       <w:pPr>
         <w:pStyle w:val="Heading2"/>
       </w:pPr>
-      <w:bookmarkStart w:id="26" w:name="_Toc244368228"/>
+      <w:bookmarkStart w:id="26" w:name="_Toc244369060"/>
       <w:r>
         <w:t>6.5. Send now</w:t>
       </w:r>
@@ -12192,7 +12192,7 @@
           <w:noProof/>
         </w:rPr>
         <w:drawing>
-          <wp:inline distT="0" distB="0" distL="0" distR="0" wp14:anchorId="4C3E4861" wp14:editId="0C6B83D0">
+          <wp:inline distT="0" distB="0" distL="0" distR="0" wp14:anchorId="796CE9D4" wp14:editId="62536772">
             <wp:extent cx="3657600" cy="1552575"/>
             <wp:effectExtent l="0" t="0" r="0" b="0"/>
             <wp:docPr id="23" name="44-send-confirm" descr="Confirming a manual send" title="Confirming a manual send"/>
@@ -12243,7 +12243,7 @@
       <w:pPr>
         <w:pStyle w:val="Heading2"/>
       </w:pPr>
-      <w:bookmarkStart w:id="27" w:name="_Toc244368229"/>
+      <w:bookmarkStart w:id="27" w:name="_Toc244369061"/>
       <w:r>
         <w:t>6.6. Edit, disable, delete</w:t>
       </w:r>
@@ -12323,7 +12323,7 @@
       <w:pPr>
         <w:pStyle w:val="Heading2"/>
       </w:pPr>
-      <w:bookmarkStart w:id="28" w:name="_Toc244368230"/>
+      <w:bookmarkStart w:id="28" w:name="_Toc244369062"/>
       <w:r>
         <w:t>6.7. If a delivery fails</w:t>
       </w:r>
@@ -12363,7 +12363,7 @@
         </w:rPr>
         <w:lastRenderedPageBreak/>
         <w:drawing>
-          <wp:inline distT="0" distB="0" distL="0" distR="0" wp14:anchorId="13AC7C7C" wp14:editId="5B30642E">
+          <wp:inline distT="0" distB="0" distL="0" distR="0" wp14:anchorId="34B45CF4" wp14:editId="065EBCA2">
             <wp:extent cx="6096000" cy="3705225"/>
             <wp:effectExtent l="0" t="0" r="0" b="0"/>
             <wp:docPr id="24" name="46-delivery-error-row" descr="Two subscriptions with an error: Key Manager has no wiki.example.local and no shop.example.com certificate" title="Two subscriptions with an error: Key Manager has no wiki.example.local and no shop.example.com certificate"/>
@@ -12428,10 +12428,10 @@
           <w:noProof/>
         </w:rPr>
         <w:drawing>
-          <wp:inline distT="0" distB="0" distL="0" distR="0" wp14:anchorId="6A802F52" wp14:editId="52A44B3C">
-            <wp:extent cx="3657600" cy="1409700"/>
+          <wp:inline distT="0" distB="0" distL="0" distR="0" wp14:anchorId="7B774AF8" wp14:editId="2A840E2C">
+            <wp:extent cx="3657600" cy="1552575"/>
             <wp:effectExtent l="0" t="0" r="0" b="0"/>
-            <wp:docPr id="25" name="47-delivery-error" descr="The reason of the error — delivery errors are written by the service in Russian" title="The reason of the error — delivery errors are written by the service in Russian"/>
+            <wp:docPr id="25" name="47-delivery-error" descr="The reason of the error" title="The reason of the error"/>
             <wp:cNvGraphicFramePr>
               <a:graphicFrameLocks xmlns:a="http://schemas.openxmlformats.org/drawingml/2006/main" noChangeAspect="1"/>
             </wp:cNvGraphicFramePr>
@@ -12454,7 +12454,7 @@
                   <pic:spPr bwMode="auto">
                     <a:xfrm>
                       <a:off x="0" y="0"/>
-                      <a:ext cx="3657600" cy="1409700"/>
+                      <a:ext cx="3657600" cy="1552575"/>
                     </a:xfrm>
                     <a:prstGeom prst="rect">
                       <a:avLst/>
@@ -12472,7 +12472,7 @@
         <w:pStyle w:val="Caption"/>
       </w:pPr>
       <w:r>
-        <w:t>Figure 24. The reason of the error — delivery errors are written by the service in Russian</w:t>
+        <w:t>Figure 24. The reason of the error</w:t>
       </w:r>
     </w:p>
     <w:p>
@@ -12556,7 +12556,7 @@
       <w:pPr>
         <w:pStyle w:val="Heading2"/>
       </w:pPr>
-      <w:bookmarkStart w:id="29" w:name="_Toc244368231"/>
+      <w:bookmarkStart w:id="29" w:name="_Toc244369063"/>
       <w:r>
         <w:t>6.8. Protection against rollback</w:t>
       </w:r>
@@ -12564,7 +12564,11 @@
     </w:p>
     <w:p>
       <w:r>
-        <w:t xml:space="preserve">Key Manager may add an old issue of a certificate to its list again — for example, if it finds it while scanning a server that has not been updated yet. The service compares the issue dates and does not send such a certificate by itself: recipients will not get an old certificate instead of the new one. If the old issue really has to be sent, press </w:t>
+        <w:t xml:space="preserve">Key Manager may add an old issue of a certificate to its list again — for example, if it finds it while scanning a server that has not been updated yet. The service compares the issue dates and does not send such a </w:t>
+      </w:r>
+      <w:r>
+        <w:lastRenderedPageBreak/>
+        <w:t xml:space="preserve">certificate by itself: recipients will not get an old certificate instead of the new one. If the old issue really has to be sent, press </w:t>
       </w:r>
       <w:r>
         <w:rPr>
@@ -12581,7 +12585,7 @@
       <w:pPr>
         <w:pStyle w:val="Heading1"/>
       </w:pPr>
-      <w:bookmarkStart w:id="30" w:name="_Toc244368232"/>
+      <w:bookmarkStart w:id="30" w:name="_Toc244369064"/>
       <w:r>
         <w:lastRenderedPageBreak/>
         <w:t>7. What recipients get</w:t>
@@ -12597,7 +12601,7 @@
       <w:pPr>
         <w:pStyle w:val="Heading2"/>
       </w:pPr>
-      <w:bookmarkStart w:id="31" w:name="_Toc244368233"/>
+      <w:bookmarkStart w:id="31" w:name="_Toc244369065"/>
       <w:r>
         <w:t>7.1. The letter</w:t>
       </w:r>
@@ -12967,7 +12971,7 @@
           <w:noProof/>
         </w:rPr>
         <w:drawing>
-          <wp:inline distT="0" distB="0" distL="0" distR="0" wp14:anchorId="03E70C99" wp14:editId="51DB0E37">
+          <wp:inline distT="0" distB="0" distL="0" distR="0" wp14:anchorId="27206E0D" wp14:editId="222AA7D0">
             <wp:extent cx="4876800" cy="2952750"/>
             <wp:effectExtent l="0" t="0" r="0" b="0"/>
             <wp:docPr id="26" name="54-letter-en" descr="A letter with two certificates in English — as the recipient sees it" title="A letter with two certificates in English — as the recipient sees it"/>
@@ -13033,7 +13037,7 @@
         </w:rPr>
         <w:lastRenderedPageBreak/>
         <w:drawing>
-          <wp:inline distT="0" distB="0" distL="0" distR="0" wp14:anchorId="5BBD3C81" wp14:editId="05C7099E">
+          <wp:inline distT="0" distB="0" distL="0" distR="0" wp14:anchorId="5974AE27" wp14:editId="6C49F4F8">
             <wp:extent cx="4876800" cy="2647950"/>
             <wp:effectExtent l="0" t="0" r="0" b="0"/>
             <wp:docPr id="27" name="53-letter-html" descr="The same kind of letter in Russian (the language is chosen per subscription)" title="The same kind of letter in Russian (the language is chosen per subscription)"/>
@@ -13546,7 +13550,7 @@
       <w:pPr>
         <w:pStyle w:val="Heading2"/>
       </w:pPr>
-      <w:bookmarkStart w:id="32" w:name="_Toc244368234"/>
+      <w:bookmarkStart w:id="32" w:name="_Toc244369066"/>
       <w:r>
         <w:t>7.2. The attached archive</w:t>
       </w:r>
@@ -14946,7 +14950,7 @@
       <w:pPr>
         <w:pStyle w:val="Heading2"/>
       </w:pPr>
-      <w:bookmarkStart w:id="33" w:name="_Toc244368235"/>
+      <w:bookmarkStart w:id="33" w:name="_Toc244369067"/>
       <w:r>
         <w:t>7.3. File formats</w:t>
       </w:r>
@@ -16544,7 +16548,7 @@
       <w:pPr>
         <w:pStyle w:val="Heading2"/>
       </w:pPr>
-      <w:bookmarkStart w:id="34" w:name="_Toc244368236"/>
+      <w:bookmarkStart w:id="34" w:name="_Toc244369068"/>
       <w:r>
         <w:t>7.4. Which files to choose</w:t>
       </w:r>
@@ -16921,7 +16925,7 @@
       <w:pPr>
         <w:pStyle w:val="Heading2"/>
       </w:pPr>
-      <w:bookmarkStart w:id="35" w:name="_Toc244368237"/>
+      <w:bookmarkStart w:id="35" w:name="_Toc244369069"/>
       <w:r>
         <w:t>7.5. How to check the files</w:t>
       </w:r>
@@ -17447,7 +17451,7 @@
       <w:pPr>
         <w:pStyle w:val="Heading2"/>
       </w:pPr>
-      <w:bookmarkStart w:id="36" w:name="_Toc244368238"/>
+      <w:bookmarkStart w:id="36" w:name="_Toc244369070"/>
       <w:r>
         <w:lastRenderedPageBreak/>
         <w:t>7.6. Installation examples</w:t>
@@ -17724,7 +17728,7 @@
       <w:pPr>
         <w:pStyle w:val="Heading1"/>
       </w:pPr>
-      <w:bookmarkStart w:id="37" w:name="_Toc244368239"/>
+      <w:bookmarkStart w:id="37" w:name="_Toc244369071"/>
       <w:r>
         <w:lastRenderedPageBreak/>
         <w:t>8. Users</w:t>
@@ -17754,7 +17758,7 @@
           <w:noProof/>
         </w:rPr>
         <w:drawing>
-          <wp:inline distT="0" distB="0" distL="0" distR="0" wp14:anchorId="3FC8A354" wp14:editId="0F2E9872">
+          <wp:inline distT="0" distB="0" distL="0" distR="0" wp14:anchorId="6C47B006" wp14:editId="1538BF9B">
             <wp:extent cx="6096000" cy="3810000"/>
             <wp:effectExtent l="0" t="0" r="0" b="0"/>
             <wp:docPr id="28" name="61-users" descr="Users: you and two invited colleagues" title="Users: you and two invited colleagues"/>
@@ -18103,7 +18107,7 @@
       <w:pPr>
         <w:pStyle w:val="Heading2"/>
       </w:pPr>
-      <w:bookmarkStart w:id="38" w:name="_Toc244368240"/>
+      <w:bookmarkStart w:id="38" w:name="_Toc244369072"/>
       <w:r>
         <w:t>8.1. Inviting a colleague</w:t>
       </w:r>
@@ -18187,7 +18191,7 @@
         </w:rPr>
         <w:lastRenderedPageBreak/>
         <w:drawing>
-          <wp:inline distT="0" distB="0" distL="0" distR="0" wp14:anchorId="099B1978" wp14:editId="1E2CD215">
+          <wp:inline distT="0" distB="0" distL="0" distR="0" wp14:anchorId="3D1B66AA" wp14:editId="5F3E5AED">
             <wp:extent cx="3657600" cy="2543175"/>
             <wp:effectExtent l="0" t="0" r="0" b="0"/>
             <wp:docPr id="29" name="60-invite" descr="Inviting a colleague" title="Inviting a colleague"/>
@@ -18238,7 +18242,7 @@
       <w:pPr>
         <w:pStyle w:val="Heading2"/>
       </w:pPr>
-      <w:bookmarkStart w:id="39" w:name="_Toc244368241"/>
+      <w:bookmarkStart w:id="39" w:name="_Toc244369073"/>
       <w:r>
         <w:t>8.2. What the invited person does</w:t>
       </w:r>
@@ -18301,7 +18305,7 @@
           <w:noProof/>
         </w:rPr>
         <w:drawing>
-          <wp:inline distT="0" distB="0" distL="0" distR="0" wp14:anchorId="38844007" wp14:editId="44992290">
+          <wp:inline distT="0" distB="0" distL="0" distR="0" wp14:anchorId="763327C3" wp14:editId="238952BC">
             <wp:extent cx="3352800" cy="3314700"/>
             <wp:effectExtent l="0" t="0" r="0" b="0"/>
             <wp:docPr id="30" name="64-activate" descr="The page from the invitation letter: the new user sets a password" title="The page from the invitation letter: the new user sets a password"/>
@@ -18390,7 +18394,7 @@
       <w:pPr>
         <w:pStyle w:val="Heading2"/>
       </w:pPr>
-      <w:bookmarkStart w:id="40" w:name="_Toc244368242"/>
+      <w:bookmarkStart w:id="40" w:name="_Toc244369074"/>
       <w:r>
         <w:t>8.3. Actions with a user</w:t>
       </w:r>
@@ -18430,7 +18434,7 @@
         </w:rPr>
         <w:lastRenderedPageBreak/>
         <w:drawing>
-          <wp:inline distT="0" distB="0" distL="0" distR="0" wp14:anchorId="41CFB5DF" wp14:editId="5880F165">
+          <wp:inline distT="0" distB="0" distL="0" distR="0" wp14:anchorId="6637C98A" wp14:editId="053BABC5">
             <wp:extent cx="6096000" cy="3810000"/>
             <wp:effectExtent l="0" t="0" r="0" b="0"/>
             <wp:docPr id="31" name="62-users-menu" descr="The user actions menu" title="The user actions menu"/>
@@ -18991,7 +18995,7 @@
       <w:pPr>
         <w:pStyle w:val="Heading1"/>
       </w:pPr>
-      <w:bookmarkStart w:id="41" w:name="_Toc244368243"/>
+      <w:bookmarkStart w:id="41" w:name="_Toc244369075"/>
       <w:r>
         <w:lastRenderedPageBreak/>
         <w:t>9. Security settings</w:t>
@@ -19051,7 +19055,7 @@
           <w:noProof/>
         </w:rPr>
         <w:drawing>
-          <wp:inline distT="0" distB="0" distL="0" distR="0" wp14:anchorId="65B9912C" wp14:editId="1B032AE4">
+          <wp:inline distT="0" distB="0" distL="0" distR="0" wp14:anchorId="5D3968F9" wp14:editId="7E7D1270">
             <wp:extent cx="6096000" cy="6219825"/>
             <wp:effectExtent l="0" t="0" r="0" b="0"/>
             <wp:docPr id="32" name="70-security" descr="The Security tab" title="The Security tab"/>
@@ -20004,7 +20008,7 @@
       <w:pPr>
         <w:pStyle w:val="Heading1"/>
       </w:pPr>
-      <w:bookmarkStart w:id="42" w:name="_Toc244368244"/>
+      <w:bookmarkStart w:id="42" w:name="_Toc244369076"/>
       <w:r>
         <w:lastRenderedPageBreak/>
         <w:t>10. Profile</w:t>
@@ -20034,7 +20038,7 @@
           <w:noProof/>
         </w:rPr>
         <w:drawing>
-          <wp:inline distT="0" distB="0" distL="0" distR="0" wp14:anchorId="63912180" wp14:editId="51BF1FF0">
+          <wp:inline distT="0" distB="0" distL="0" distR="0" wp14:anchorId="1F3947CE" wp14:editId="738459B6">
             <wp:extent cx="6096000" cy="4724400"/>
             <wp:effectExtent l="0" t="0" r="0" b="0"/>
             <wp:docPr id="33" name="80-profile-en" descr="Profile" title="Profile"/>
@@ -20430,7 +20434,7 @@
       <w:pPr>
         <w:pStyle w:val="Heading2"/>
       </w:pPr>
-      <w:bookmarkStart w:id="43" w:name="_Toc244368245"/>
+      <w:bookmarkStart w:id="43" w:name="_Toc244369077"/>
       <w:r>
         <w:t>10.1. Interface language</w:t>
       </w:r>
@@ -20767,7 +20771,7 @@
                 <w:sz w:val="20"/>
                 <w:szCs w:val="20"/>
               </w:rPr>
-              <w:t>Responses of the mail server and Key Manager Plus</w:t>
+              <w:t>Delivery, poll and mail errors</w:t>
             </w:r>
           </w:p>
         </w:tc>
@@ -20791,7 +20795,7 @@
                 <w:sz w:val="20"/>
                 <w:szCs w:val="20"/>
               </w:rPr>
-              <w:t>As the server sent them — not translated</w:t>
+              <w:t>Translated; the answers of the mail server and Key Manager Plus themselves are shown as they came</w:t>
             </w:r>
           </w:p>
         </w:tc>
@@ -20823,7 +20827,7 @@
       <w:pPr>
         <w:pStyle w:val="Heading1"/>
       </w:pPr>
-      <w:bookmarkStart w:id="44" w:name="_Toc244368246"/>
+      <w:bookmarkStart w:id="44" w:name="_Toc244369078"/>
       <w:r>
         <w:lastRenderedPageBreak/>
         <w:t>11. Using a phone</w:t>
@@ -20890,7 +20894,7 @@
                 <w:noProof/>
               </w:rPr>
               <w:drawing>
-                <wp:inline distT="0" distB="0" distL="0" distR="0" wp14:anchorId="2C391E5E" wp14:editId="264ED05F">
+                <wp:inline distT="0" distB="0" distL="0" distR="0" wp14:anchorId="37729DF1" wp14:editId="43220616">
                   <wp:extent cx="1866900" cy="4038600"/>
                   <wp:effectExtent l="0" t="0" r="0" b="0"/>
                   <wp:docPr id="34" name="90-m-delivery" descr="Delivery on a phone" title="Delivery on a phone"/>
@@ -20956,7 +20960,7 @@
                 <w:noProof/>
               </w:rPr>
               <w:drawing>
-                <wp:inline distT="0" distB="0" distL="0" distR="0" wp14:anchorId="389C8648" wp14:editId="67D853B7">
+                <wp:inline distT="0" distB="0" distL="0" distR="0" wp14:anchorId="0B50442D" wp14:editId="21541F15">
                   <wp:extent cx="1866900" cy="4038600"/>
                   <wp:effectExtent l="0" t="0" r="0" b="0"/>
                   <wp:docPr id="35" name="91-m-menu" descr="Subscription actions" title="Subscription actions"/>
@@ -21022,7 +21026,7 @@
                 <w:noProof/>
               </w:rPr>
               <w:drawing>
-                <wp:inline distT="0" distB="0" distL="0" distR="0" wp14:anchorId="71109255" wp14:editId="23CAB493">
+                <wp:inline distT="0" distB="0" distL="0" distR="0" wp14:anchorId="33392CF7" wp14:editId="337ECC62">
                   <wp:extent cx="1866900" cy="4038600"/>
                   <wp:effectExtent l="0" t="0" r="0" b="0"/>
                   <wp:docPr id="36" name="92-m-certs" descr="Certificates and the order list" title="Certificates and the order list"/>
@@ -21076,7 +21080,7 @@
       <w:pPr>
         <w:pStyle w:val="Heading1"/>
       </w:pPr>
-      <w:bookmarkStart w:id="45" w:name="_Toc244368247"/>
+      <w:bookmarkStart w:id="45" w:name="_Toc244369079"/>
       <w:r>
         <w:lastRenderedPageBreak/>
         <w:t>12. FAQ and troubleshooting</w:t>
@@ -22675,118 +22679,10 @@
 <file path=word/numbering.xml><?xml version="1.0" encoding="utf-8"?>
 <w:numbering xmlns:wpc="http://schemas.microsoft.com/office/word/2010/wordprocessingCanvas" xmlns:cx="http://schemas.microsoft.com/office/drawing/2014/chartex" xmlns:cx1="http://schemas.microsoft.com/office/drawing/2015/9/8/chartex" xmlns:cx2="http://schemas.microsoft.com/office/drawing/2015/10/21/chartex" xmlns:cx3="http://schemas.microsoft.com/office/drawing/2016/5/9/chartex" xmlns:cx4="http://schemas.microsoft.com/office/drawing/2016/5/10/chartex" xmlns:cx5="http://schemas.microsoft.com/office/drawing/2016/5/11/chartex" xmlns:cx6="http://schemas.microsoft.com/office/drawing/2016/5/12/chartex" xmlns:cx7="http://schemas.microsoft.com/office/drawing/2016/5/13/chartex" xmlns:cx8="http://schemas.microsoft.com/office/drawing/2016/5/14/chartex" xmlns:mc="http://schemas.openxmlformats.org/markup-compatibility/2006" xmlns:aink="http://schemas.microsoft.com/office/drawing/2016/ink" xmlns:am3d="http://schemas.microsoft.com/office/drawing/2017/model3d" xmlns:o="urn:schemas-microsoft-com:office:office" xmlns:oel="http://schemas.microsoft.com/office/2019/extlst" xmlns:r="http://schemas.openxmlformats.org/officeDocument/2006/relationships" xmlns:m="http://schemas.openxmlformats.org/officeDocument/2006/math" xmlns:v="urn:schemas-microsoft-com:vml" xmlns:wp14="http://schemas.microsoft.com/office/word/2010/wordprocessingDrawing" xmlns:wp="http://schemas.openxmlformats.org/drawingml/2006/wordprocessingDrawing" xmlns:w10="urn:schemas-microsoft-com:office:word" xmlns:w="http://schemas.openxmlformats.org/wordprocessingml/2006/main" xmlns:w14="http://schemas.microsoft.com/office/word/2010/wordml" xmlns:w15="http://schemas.microsoft.com/office/word/2012/wordml" xmlns:w16cex="http://schemas.microsoft.com/office/word/2018/wordml/cex" xmlns:w16cid="http://schemas.microsoft.com/office/word/2016/wordml/cid" xmlns:w16="http://schemas.microsoft.com/office/word/2018/wordml" xmlns:w16du="http://schemas.microsoft.com/office/word/2023/wordml/word16du" xmlns:w16sdtdh="http://schemas.microsoft.com/office/word/2020/wordml/sdtdatahash" xmlns:w16sdtfl="http://schemas.microsoft.com/office/word/2024/wordml/sdtformatlock" xmlns:w16se="http://schemas.microsoft.com/office/word/2015/wordml/symex" xmlns:wpg="http://schemas.microsoft.com/office/word/2010/wordprocessingGroup" xmlns:wpi="http://schemas.microsoft.com/office/word/2010/wordprocessingInk" xmlns:wne="http://schemas.microsoft.com/office/word/2006/wordml" xmlns:wps="http://schemas.microsoft.com/office/word/2010/wordprocessingShape" mc:Ignorable="w14 w15 w16se w16cid w16 w16cex w16sdtdh w16sdtfl w16du wp14">
   <w:abstractNum w:abstractNumId="0" w15:restartNumberingAfterBreak="0">
-    <w:nsid w:val="15E05A3F"/>
+    <w:nsid w:val="1F151264"/>
     <w:multiLevelType w:val="hybridMultilevel"/>
-    <w:tmpl w:val="BE9E2E24"/>
-    <w:lvl w:ilvl="0" w:tplc="9F180610">
-      <w:start w:val="1"/>
-      <w:numFmt w:val="decimal"/>
-      <w:lvlText w:val="%1."/>
-      <w:lvlJc w:val="left"/>
-      <w:pPr>
-        <w:ind w:left="500" w:hanging="320"/>
-      </w:pPr>
-    </w:lvl>
-    <w:lvl w:ilvl="1" w:tplc="F1EC9DC2">
-      <w:numFmt w:val="decimal"/>
-      <w:lvlText w:val=""/>
-      <w:lvlJc w:val="left"/>
-    </w:lvl>
-    <w:lvl w:ilvl="2" w:tplc="CCC065DA">
-      <w:numFmt w:val="decimal"/>
-      <w:lvlText w:val=""/>
-      <w:lvlJc w:val="left"/>
-    </w:lvl>
-    <w:lvl w:ilvl="3" w:tplc="D0E4636C">
-      <w:numFmt w:val="decimal"/>
-      <w:lvlText w:val=""/>
-      <w:lvlJc w:val="left"/>
-    </w:lvl>
-    <w:lvl w:ilvl="4" w:tplc="B1B2AAFC">
-      <w:numFmt w:val="decimal"/>
-      <w:lvlText w:val=""/>
-      <w:lvlJc w:val="left"/>
-    </w:lvl>
-    <w:lvl w:ilvl="5" w:tplc="11460042">
-      <w:numFmt w:val="decimal"/>
-      <w:lvlText w:val=""/>
-      <w:lvlJc w:val="left"/>
-    </w:lvl>
-    <w:lvl w:ilvl="6" w:tplc="2C86849A">
-      <w:numFmt w:val="decimal"/>
-      <w:lvlText w:val=""/>
-      <w:lvlJc w:val="left"/>
-    </w:lvl>
-    <w:lvl w:ilvl="7" w:tplc="960CF48E">
-      <w:numFmt w:val="decimal"/>
-      <w:lvlText w:val=""/>
-      <w:lvlJc w:val="left"/>
-    </w:lvl>
-    <w:lvl w:ilvl="8" w:tplc="8EB8B4D6">
-      <w:numFmt w:val="decimal"/>
-      <w:lvlText w:val=""/>
-      <w:lvlJc w:val="left"/>
-    </w:lvl>
-  </w:abstractNum>
-  <w:abstractNum w:abstractNumId="1" w15:restartNumberingAfterBreak="0">
-    <w:nsid w:val="16795281"/>
-    <w:multiLevelType w:val="hybridMultilevel"/>
-    <w:tmpl w:val="E8628DE8"/>
-    <w:lvl w:ilvl="0" w:tplc="5F769538">
-      <w:start w:val="1"/>
-      <w:numFmt w:val="bullet"/>
-      <w:lvlText w:val="•"/>
-      <w:lvlJc w:val="left"/>
-      <w:pPr>
-        <w:ind w:left="500" w:hanging="260"/>
-      </w:pPr>
-    </w:lvl>
-    <w:lvl w:ilvl="1" w:tplc="30C435EC">
-      <w:numFmt w:val="decimal"/>
-      <w:lvlText w:val=""/>
-      <w:lvlJc w:val="left"/>
-    </w:lvl>
-    <w:lvl w:ilvl="2" w:tplc="215C1B06">
-      <w:numFmt w:val="decimal"/>
-      <w:lvlText w:val=""/>
-      <w:lvlJc w:val="left"/>
-    </w:lvl>
-    <w:lvl w:ilvl="3" w:tplc="027E1938">
-      <w:numFmt w:val="decimal"/>
-      <w:lvlText w:val=""/>
-      <w:lvlJc w:val="left"/>
-    </w:lvl>
-    <w:lvl w:ilvl="4" w:tplc="C870FDF6">
-      <w:numFmt w:val="decimal"/>
-      <w:lvlText w:val=""/>
-      <w:lvlJc w:val="left"/>
-    </w:lvl>
-    <w:lvl w:ilvl="5" w:tplc="5B6CAE84">
-      <w:numFmt w:val="decimal"/>
-      <w:lvlText w:val=""/>
-      <w:lvlJc w:val="left"/>
-    </w:lvl>
-    <w:lvl w:ilvl="6" w:tplc="7B8C2E04">
-      <w:numFmt w:val="decimal"/>
-      <w:lvlText w:val=""/>
-      <w:lvlJc w:val="left"/>
-    </w:lvl>
-    <w:lvl w:ilvl="7" w:tplc="A426B5DA">
-      <w:numFmt w:val="decimal"/>
-      <w:lvlText w:val=""/>
-      <w:lvlJc w:val="left"/>
-    </w:lvl>
-    <w:lvl w:ilvl="8" w:tplc="FD52F76A">
-      <w:numFmt w:val="decimal"/>
-      <w:lvlText w:val=""/>
-      <w:lvlJc w:val="left"/>
-    </w:lvl>
-  </w:abstractNum>
-  <w:abstractNum w:abstractNumId="2" w15:restartNumberingAfterBreak="0">
-    <w:nsid w:val="3424745C"/>
-    <w:multiLevelType w:val="hybridMultilevel"/>
-    <w:tmpl w:val="D85CFAAA"/>
-    <w:lvl w:ilvl="0" w:tplc="F0521538" w:tentative="1">
+    <w:tmpl w:val="A7A4D43E"/>
+    <w:lvl w:ilvl="0" w:tplc="083ADAE2" w:tentative="1">
       <w:start w:val="1"/>
       <w:numFmt w:val="bullet"/>
       <w:lvlText w:val="●"/>
@@ -22795,7 +22691,7 @@
         <w:ind w:left="720" w:hanging="360"/>
       </w:pPr>
     </w:lvl>
-    <w:lvl w:ilvl="1" w:tplc="73E6BC4C" w:tentative="1">
+    <w:lvl w:ilvl="1" w:tplc="8FB6D444" w:tentative="1">
       <w:start w:val="1"/>
       <w:numFmt w:val="bullet"/>
       <w:lvlText w:val="○"/>
@@ -22804,7 +22700,7 @@
         <w:ind w:left="1440" w:hanging="360"/>
       </w:pPr>
     </w:lvl>
-    <w:lvl w:ilvl="2" w:tplc="42762D8C" w:tentative="1">
+    <w:lvl w:ilvl="2" w:tplc="C6DCA3B2" w:tentative="1">
       <w:start w:val="1"/>
       <w:numFmt w:val="bullet"/>
       <w:lvlText w:val="■"/>
@@ -22813,7 +22709,7 @@
         <w:ind w:left="2160" w:hanging="360"/>
       </w:pPr>
     </w:lvl>
-    <w:lvl w:ilvl="3" w:tplc="C9882284" w:tentative="1">
+    <w:lvl w:ilvl="3" w:tplc="6902038C" w:tentative="1">
       <w:start w:val="1"/>
       <w:numFmt w:val="bullet"/>
       <w:lvlText w:val="●"/>
@@ -22822,7 +22718,7 @@
         <w:ind w:left="2880" w:hanging="360"/>
       </w:pPr>
     </w:lvl>
-    <w:lvl w:ilvl="4" w:tplc="9EF6E47C" w:tentative="1">
+    <w:lvl w:ilvl="4" w:tplc="66F64654" w:tentative="1">
       <w:start w:val="1"/>
       <w:numFmt w:val="bullet"/>
       <w:lvlText w:val="○"/>
@@ -22831,7 +22727,7 @@
         <w:ind w:left="3600" w:hanging="360"/>
       </w:pPr>
     </w:lvl>
-    <w:lvl w:ilvl="5" w:tplc="17BE244C" w:tentative="1">
+    <w:lvl w:ilvl="5" w:tplc="5A0294C4" w:tentative="1">
       <w:start w:val="1"/>
       <w:numFmt w:val="bullet"/>
       <w:lvlText w:val="■"/>
@@ -22840,7 +22736,7 @@
         <w:ind w:left="4320" w:hanging="360"/>
       </w:pPr>
     </w:lvl>
-    <w:lvl w:ilvl="6" w:tplc="EBE45022" w:tentative="1">
+    <w:lvl w:ilvl="6" w:tplc="B1F20230" w:tentative="1">
       <w:start w:val="1"/>
       <w:numFmt w:val="bullet"/>
       <w:lvlText w:val="●"/>
@@ -22849,7 +22745,7 @@
         <w:ind w:left="5040" w:hanging="360"/>
       </w:pPr>
     </w:lvl>
-    <w:lvl w:ilvl="7" w:tplc="886E5364" w:tentative="1">
+    <w:lvl w:ilvl="7" w:tplc="528C4398" w:tentative="1">
       <w:start w:val="1"/>
       <w:numFmt w:val="bullet"/>
       <w:lvlText w:val="●"/>
@@ -22858,7 +22754,7 @@
         <w:ind w:left="5760" w:hanging="360"/>
       </w:pPr>
     </w:lvl>
-    <w:lvl w:ilvl="8" w:tplc="83A6F516" w:tentative="1">
+    <w:lvl w:ilvl="8" w:tplc="A5A8AA66" w:tentative="1">
       <w:start w:val="1"/>
       <w:numFmt w:val="bullet"/>
       <w:lvlText w:val="●"/>
@@ -22868,68 +22764,176 @@
       </w:pPr>
     </w:lvl>
   </w:abstractNum>
-  <w:num w:numId="1" w16cid:durableId="1235044729">
+  <w:abstractNum w:abstractNumId="1" w15:restartNumberingAfterBreak="0">
+    <w:nsid w:val="1F1D62C3"/>
+    <w:multiLevelType w:val="hybridMultilevel"/>
+    <w:tmpl w:val="1FB8233A"/>
+    <w:lvl w:ilvl="0" w:tplc="E7B8399A">
+      <w:start w:val="1"/>
+      <w:numFmt w:val="decimal"/>
+      <w:lvlText w:val="%1."/>
+      <w:lvlJc w:val="left"/>
+      <w:pPr>
+        <w:ind w:left="500" w:hanging="320"/>
+      </w:pPr>
+    </w:lvl>
+    <w:lvl w:ilvl="1" w:tplc="48CAD388">
+      <w:numFmt w:val="decimal"/>
+      <w:lvlText w:val=""/>
+      <w:lvlJc w:val="left"/>
+    </w:lvl>
+    <w:lvl w:ilvl="2" w:tplc="A7005566">
+      <w:numFmt w:val="decimal"/>
+      <w:lvlText w:val=""/>
+      <w:lvlJc w:val="left"/>
+    </w:lvl>
+    <w:lvl w:ilvl="3" w:tplc="B16AD830">
+      <w:numFmt w:val="decimal"/>
+      <w:lvlText w:val=""/>
+      <w:lvlJc w:val="left"/>
+    </w:lvl>
+    <w:lvl w:ilvl="4" w:tplc="2908A540">
+      <w:numFmt w:val="decimal"/>
+      <w:lvlText w:val=""/>
+      <w:lvlJc w:val="left"/>
+    </w:lvl>
+    <w:lvl w:ilvl="5" w:tplc="0832E9E4">
+      <w:numFmt w:val="decimal"/>
+      <w:lvlText w:val=""/>
+      <w:lvlJc w:val="left"/>
+    </w:lvl>
+    <w:lvl w:ilvl="6" w:tplc="834461D4">
+      <w:numFmt w:val="decimal"/>
+      <w:lvlText w:val=""/>
+      <w:lvlJc w:val="left"/>
+    </w:lvl>
+    <w:lvl w:ilvl="7" w:tplc="78FA7D5C">
+      <w:numFmt w:val="decimal"/>
+      <w:lvlText w:val=""/>
+      <w:lvlJc w:val="left"/>
+    </w:lvl>
+    <w:lvl w:ilvl="8" w:tplc="C8CE11D8">
+      <w:numFmt w:val="decimal"/>
+      <w:lvlText w:val=""/>
+      <w:lvlJc w:val="left"/>
+    </w:lvl>
+  </w:abstractNum>
+  <w:abstractNum w:abstractNumId="2" w15:restartNumberingAfterBreak="0">
+    <w:nsid w:val="662B3AD8"/>
+    <w:multiLevelType w:val="hybridMultilevel"/>
+    <w:tmpl w:val="6598D860"/>
+    <w:lvl w:ilvl="0" w:tplc="7D0EFD22">
+      <w:start w:val="1"/>
+      <w:numFmt w:val="bullet"/>
+      <w:lvlText w:val="•"/>
+      <w:lvlJc w:val="left"/>
+      <w:pPr>
+        <w:ind w:left="500" w:hanging="260"/>
+      </w:pPr>
+    </w:lvl>
+    <w:lvl w:ilvl="1" w:tplc="8584BE24">
+      <w:numFmt w:val="decimal"/>
+      <w:lvlText w:val=""/>
+      <w:lvlJc w:val="left"/>
+    </w:lvl>
+    <w:lvl w:ilvl="2" w:tplc="F51E3FDE">
+      <w:numFmt w:val="decimal"/>
+      <w:lvlText w:val=""/>
+      <w:lvlJc w:val="left"/>
+    </w:lvl>
+    <w:lvl w:ilvl="3" w:tplc="ADBECF06">
+      <w:numFmt w:val="decimal"/>
+      <w:lvlText w:val=""/>
+      <w:lvlJc w:val="left"/>
+    </w:lvl>
+    <w:lvl w:ilvl="4" w:tplc="D982D0CE">
+      <w:numFmt w:val="decimal"/>
+      <w:lvlText w:val=""/>
+      <w:lvlJc w:val="left"/>
+    </w:lvl>
+    <w:lvl w:ilvl="5" w:tplc="EA26718C">
+      <w:numFmt w:val="decimal"/>
+      <w:lvlText w:val=""/>
+      <w:lvlJc w:val="left"/>
+    </w:lvl>
+    <w:lvl w:ilvl="6" w:tplc="61F0C638">
+      <w:numFmt w:val="decimal"/>
+      <w:lvlText w:val=""/>
+      <w:lvlJc w:val="left"/>
+    </w:lvl>
+    <w:lvl w:ilvl="7" w:tplc="EEF6E148">
+      <w:numFmt w:val="decimal"/>
+      <w:lvlText w:val=""/>
+      <w:lvlJc w:val="left"/>
+    </w:lvl>
+    <w:lvl w:ilvl="8" w:tplc="4D3EA4B2">
+      <w:numFmt w:val="decimal"/>
+      <w:lvlText w:val=""/>
+      <w:lvlJc w:val="left"/>
+    </w:lvl>
+  </w:abstractNum>
+  <w:num w:numId="1" w16cid:durableId="217058562">
+    <w:abstractNumId w:val="0"/>
+    <w:lvlOverride w:ilvl="0">
+      <w:startOverride w:val="1"/>
+    </w:lvlOverride>
+  </w:num>
+  <w:num w:numId="2" w16cid:durableId="741490777">
+    <w:abstractNumId w:val="1"/>
+    <w:lvlOverride w:ilvl="0">
+      <w:startOverride w:val="1"/>
+    </w:lvlOverride>
+  </w:num>
+  <w:num w:numId="3" w16cid:durableId="1900482305">
+    <w:abstractNumId w:val="1"/>
+    <w:lvlOverride w:ilvl="0">
+      <w:startOverride w:val="1"/>
+    </w:lvlOverride>
+  </w:num>
+  <w:num w:numId="4" w16cid:durableId="1115909727">
+    <w:abstractNumId w:val="1"/>
+    <w:lvlOverride w:ilvl="0">
+      <w:startOverride w:val="1"/>
+    </w:lvlOverride>
+  </w:num>
+  <w:num w:numId="5" w16cid:durableId="1787122048">
     <w:abstractNumId w:val="2"/>
     <w:lvlOverride w:ilvl="0">
       <w:startOverride w:val="1"/>
     </w:lvlOverride>
   </w:num>
-  <w:num w:numId="2" w16cid:durableId="49352934">
-    <w:abstractNumId w:val="0"/>
-    <w:lvlOverride w:ilvl="0">
-      <w:startOverride w:val="1"/>
-    </w:lvlOverride>
-  </w:num>
-  <w:num w:numId="3" w16cid:durableId="1533960755">
-    <w:abstractNumId w:val="0"/>
-    <w:lvlOverride w:ilvl="0">
-      <w:startOverride w:val="1"/>
-    </w:lvlOverride>
-  </w:num>
-  <w:num w:numId="4" w16cid:durableId="1657800693">
-    <w:abstractNumId w:val="0"/>
-    <w:lvlOverride w:ilvl="0">
-      <w:startOverride w:val="1"/>
-    </w:lvlOverride>
-  </w:num>
-  <w:num w:numId="5" w16cid:durableId="1508326107">
+  <w:num w:numId="6" w16cid:durableId="623972049">
     <w:abstractNumId w:val="1"/>
     <w:lvlOverride w:ilvl="0">
       <w:startOverride w:val="1"/>
     </w:lvlOverride>
   </w:num>
-  <w:num w:numId="6" w16cid:durableId="912853219">
-    <w:abstractNumId w:val="0"/>
+  <w:num w:numId="7" w16cid:durableId="1801606645">
+    <w:abstractNumId w:val="1"/>
     <w:lvlOverride w:ilvl="0">
       <w:startOverride w:val="1"/>
     </w:lvlOverride>
   </w:num>
-  <w:num w:numId="7" w16cid:durableId="1279600583">
-    <w:abstractNumId w:val="0"/>
+  <w:num w:numId="8" w16cid:durableId="2039771108">
+    <w:abstractNumId w:val="1"/>
     <w:lvlOverride w:ilvl="0">
       <w:startOverride w:val="1"/>
     </w:lvlOverride>
   </w:num>
-  <w:num w:numId="8" w16cid:durableId="1292176189">
-    <w:abstractNumId w:val="0"/>
+  <w:num w:numId="9" w16cid:durableId="205223786">
+    <w:abstractNumId w:val="1"/>
     <w:lvlOverride w:ilvl="0">
       <w:startOverride w:val="1"/>
     </w:lvlOverride>
   </w:num>
-  <w:num w:numId="9" w16cid:durableId="466361097">
-    <w:abstractNumId w:val="0"/>
+  <w:num w:numId="10" w16cid:durableId="1259750222">
+    <w:abstractNumId w:val="1"/>
     <w:lvlOverride w:ilvl="0">
       <w:startOverride w:val="1"/>
     </w:lvlOverride>
   </w:num>
-  <w:num w:numId="10" w16cid:durableId="2091274373">
-    <w:abstractNumId w:val="0"/>
-    <w:lvlOverride w:ilvl="0">
-      <w:startOverride w:val="1"/>
-    </w:lvlOverride>
-  </w:num>
-  <w:num w:numId="11" w16cid:durableId="41443911">
-    <w:abstractNumId w:val="0"/>
+  <w:num w:numId="11" w16cid:durableId="115999264">
+    <w:abstractNumId w:val="1"/>
     <w:lvlOverride w:ilvl="0">
       <w:startOverride w:val="1"/>
     </w:lvlOverride>
